--- a/DMS_Base_Setembro26_Visao_Organizacional.docx
+++ b/DMS_Base_Setembro26_Visao_Organizacional.docx
@@ -643,10 +643,6 @@
       <w:proofErr w:type="spellStart"/>
       <w:r/>
       <w:proofErr w:type="spellEnd"/>
-      <w:r/>
-      <w:proofErr w:type="spellStart"/>
-      <w:r/>
-      <w:proofErr w:type="spellEnd"/>
     </w:p>
     <w:tbl>
       <w:tblPr>
@@ -1155,18 +1151,12 @@
     </w:p>
     <w:p>
       <w:r>
-        <w:t xml:space="preserve">A base de </w:t>
-      </w:r>
-      <w:r>
-        <w:t>Setembro/26 contém 323 registros considerados no mês; destes, 311 estão ATIVOS (os demais estão em aviso prévio, transição de contrato ou off boarding). O custo total mensal dos ativos é de R$ 4.283.288, com custo médio de R$ 13.773 por pessoa.</w:t>
+        <w:t>A base de Setembro/26 contém 323 registros considerados no mês; destes, 311 estão ATIVOS (os demais estão em aviso prévio, transição de contrato ou off boarding). O custo total mensal dos ativos é de R$ 4.283.288, com custo médio de R$ 13.773 por pessoa.</w:t>
       </w:r>
     </w:p>
     <w:p>
       <w:r>
-        <w:t xml:space="preserve">A operação </w:t>
-      </w:r>
-      <w:r>
-        <w:t>é fortemente concentrada no Brasil (294 de 311 ativos) e opera com cinco grandes frentes de liderança (C-Level): COO, CITO, CFSO, CMO e Co-CEO. A estrutura de contratação é predominantemente PJ (179), seguida de CLT (91) e estágio (22).</w:t>
+        <w:t>A operação é fortemente concentrada no Brasil (294 de 311 ativos) e opera com cinco grandes frentes de liderança (C-Level): COO, CITO, CFSO, CMO e Co-CEO. A estrutura de contratação é predominantemente PJ (179), seguida de CLT (91) e estágio (22).</w:t>
       </w:r>
     </w:p>
     <w:p>
@@ -1179,19 +1169,27 @@
         </w:rPr>
         <w:t>5. Distribuição de Ativos por Cargo (Nível)</w:t>
       </w:r>
-      <w:r>
-        <w:rPr>
-          <w:color w:val="1F3B63"/>
-        </w:rPr>
-      </w:r>
     </w:p>
     <w:p>
+      <w:proofErr w:type="spellStart"/>
       <w:proofErr w:type="gramStart"/>
       <w:r>
-        <w:t>Distribuição dos colaboradore</w:t>
+        <w:t>Distribuição</w:t>
+      </w:r>
+      <w:proofErr w:type="spellEnd"/>
+      <w:r>
+        <w:t xml:space="preserve"> dos </w:t>
+      </w:r>
+      <w:proofErr w:type="spellStart"/>
+      <w:r>
+        <w:t>colaboradore</w:t>
       </w:r>
       <w:r>
-        <w:t xml:space="preserve">s </w:t>
+        <w:t>s</w:t>
+      </w:r>
+      <w:proofErr w:type="spellEnd"/>
+      <w:r>
+        <w:t xml:space="preserve"> </w:t>
       </w:r>
       <w:proofErr w:type="spellStart"/>
       <w:r>
@@ -1254,13 +1252,7 @@
               <w:rPr>
                 <w:sz w:val="19"/>
               </w:rPr>
-              <w:t>Cargo / Níve</w:t>
-            </w:r>
-            <w:r>
-              <w:rPr>
-                <w:sz w:val="19"/>
-              </w:rPr>
-              <w:t>l</w:t>
+              <w:t>Cargo / Nível</w:t>
             </w:r>
           </w:p>
         </w:tc>
@@ -1956,59 +1948,13 @@
         </w:rPr>
         <w:t>6. Quem Administra  (Estrutura por C-Level)</w:t>
       </w:r>
-      <w:r>
-        <w:rPr>
-          <w:color w:val="1F3B63"/>
-        </w:rPr>
-      </w:r>
-      <w:proofErr w:type="spellStart"/>
       <w:proofErr w:type="gramStart"/>
       <w:r>
         <w:rPr>
           <w:color w:val="1F3B63"/>
         </w:rPr>
       </w:r>
-      <w:proofErr w:type="spellEnd"/>
-      <w:r>
-        <w:rPr>
-          <w:color w:val="1F3B63"/>
-        </w:rPr>
-      </w:r>
-      <w:r>
-        <w:rPr>
-          <w:color w:val="1F3B63"/>
-        </w:rPr>
-      </w:r>
-      <w:r>
-        <w:rPr>
-          <w:color w:val="1F3B63"/>
-        </w:rPr>
-      </w:r>
-      <w:proofErr w:type="spellStart"/>
       <w:proofErr w:type="gramEnd"/>
-      <w:r>
-        <w:rPr>
-          <w:color w:val="1F3B63"/>
-        </w:rPr>
-      </w:r>
-      <w:proofErr w:type="spellEnd"/>
-      <w:r>
-        <w:rPr>
-          <w:color w:val="1F3B63"/>
-        </w:rPr>
-      </w:r>
-      <w:proofErr w:type="spellStart"/>
-      <w:r>
-        <w:rPr>
-          <w:color w:val="1F3B63"/>
-        </w:rPr>
-      </w:r>
-      <w:proofErr w:type="spellEnd"/>
-      <w:r>
-        <w:rPr>
-          <w:color w:val="1F3B63"/>
-        </w:rPr>
-      </w:r>
       <w:r>
         <w:rPr>
           <w:color w:val="1F3B63"/>
@@ -2729,11 +2675,6 @@
         </w:rPr>
         <w:t>7. Áreas sob cada C-Level</w:t>
       </w:r>
-      <w:r>
-        <w:rPr>
-          <w:color w:val="1F3B63"/>
-        </w:rPr>
-      </w:r>
     </w:p>
     <w:p>
       <w:pPr>
@@ -3677,13 +3618,7 @@
               <w:rPr>
                 <w:sz w:val="19"/>
               </w:rPr>
-              <w:t xml:space="preserve">ENERGY </w:t>
-            </w:r>
-            <w:r>
-              <w:rPr>
-                <w:sz w:val="19"/>
-              </w:rPr>
-              <w:t>INDUSTRY</w:t>
+              <w:t>ENERGY INDUSTRY</w:t>
             </w:r>
           </w:p>
         </w:tc>
@@ -4513,34 +4448,7 @@
           <w:color w:val="1F3B63"/>
         </w:rPr>
       </w:r>
-      <w:r>
-        <w:rPr>
-          <w:color w:val="1F3B63"/>
-        </w:rPr>
-      </w:r>
-      <w:r>
-        <w:rPr>
-          <w:color w:val="1F3B63"/>
-        </w:rPr>
-      </w:r>
       <w:proofErr w:type="gramEnd"/>
-      <w:r>
-        <w:rPr>
-          <w:color w:val="1F3B63"/>
-        </w:rPr>
-      </w:r>
-      <w:proofErr w:type="spellStart"/>
-      <w:r>
-        <w:rPr>
-          <w:color w:val="1F3B63"/>
-        </w:rPr>
-      </w:r>
-      <w:proofErr w:type="spellEnd"/>
-      <w:r>
-        <w:rPr>
-          <w:color w:val="1F3B63"/>
-        </w:rPr>
-      </w:r>
       <w:r>
         <w:rPr>
           <w:color w:val="1F3B63"/>
@@ -4550,10 +4458,7 @@
     <w:p>
       <w:proofErr w:type="gramStart"/>
       <w:r>
-        <w:t xml:space="preserve">Mapeamento de cada </w:t>
-      </w:r>
-      <w:r>
-        <w:t>Head (gestor direto) com o tamanho do seu time, área(s) e C-Level ao qual responde.</w:t>
+        <w:t>Mapeamento de cada Head (gestor direto) com o tamanho do seu time, área(s) e C-Level ao qual responde.</w:t>
       </w:r>
       <w:proofErr w:type="gramEnd"/>
       <w:r>
@@ -4723,13 +4628,7 @@
               <w:rPr>
                 <w:sz w:val="19"/>
               </w:rPr>
-              <w:t xml:space="preserve">R$ </w:t>
-            </w:r>
-            <w:r>
-              <w:rPr>
-                <w:sz w:val="19"/>
-              </w:rPr>
-              <w:t>1.045.510</w:t>
+              <w:t>R$ 1.045.510</w:t>
             </w:r>
           </w:p>
         </w:tc>
@@ -5500,13 +5399,7 @@
               <w:rPr>
                 <w:sz w:val="19"/>
               </w:rPr>
-              <w:t xml:space="preserve">R$ </w:t>
-            </w:r>
-            <w:r>
-              <w:rPr>
-                <w:sz w:val="19"/>
-              </w:rPr>
-              <w:t>189.047</w:t>
+              <w:t>R$ 189.047</w:t>
             </w:r>
           </w:p>
         </w:tc>
@@ -5607,13 +5500,7 @@
               <w:rPr>
                 <w:sz w:val="19"/>
               </w:rPr>
-              <w:t>FINANCIAL (4); STRATEGY &amp; FINANCE (2); REVENUE MANA</w:t>
-            </w:r>
-            <w:r>
-              <w:rPr>
-                <w:sz w:val="19"/>
-              </w:rPr>
-              <w:t>GEMENT (1)</w:t>
+              <w:t>FINANCIAL (4); STRATEGY &amp; FINANCE (2); REVENUE MANAGEMENT (1)</w:t>
             </w:r>
           </w:p>
         </w:tc>
@@ -6022,13 +5909,7 @@
               <w:rPr>
                 <w:sz w:val="19"/>
               </w:rPr>
-              <w:t>R</w:t>
-            </w:r>
-            <w:r>
-              <w:rPr>
-                <w:sz w:val="19"/>
-              </w:rPr>
-              <w:t>$ 53.463</w:t>
+              <w:t>R$ 53.463</w:t>
             </w:r>
           </w:p>
         </w:tc>
@@ -6560,12 +6441,16 @@
         </w:tc>
       </w:tr>
       <w:tr>
-        <w:tc>
-          <w:tcPr>
-            <w:tcW w:type="dxa" w:w="1725"/>
-          </w:tcPr>
-          <w:p>
-            <w:r/>
+        <w:trPr>
+          <w:cnfStyle w:val="000000100000" w:firstRow="0" w:lastRow="0" w:firstColumn="0" w:lastColumn="0" w:oddVBand="0" w:evenVBand="0" w:oddHBand="1" w:evenHBand="0" w:firstRowFirstColumn="0" w:firstRowLastColumn="0" w:lastRowFirstColumn="0" w:lastRowLastColumn="0"/>
+          <w:jc w:val="center"/>
+        </w:trPr>
+        <w:tc>
+          <w:tcPr>
+            <w:cnfStyle w:val="001000000000" w:firstRow="0" w:lastRow="0" w:firstColumn="1" w:lastColumn="0" w:oddVBand="0" w:evenVBand="0" w:oddHBand="0" w:evenHBand="0" w:firstRowFirstColumn="0" w:firstRowLastColumn="0" w:lastRowFirstColumn="0" w:lastRowLastColumn="0"/>
+            <w:tcW w:w="1725" w:type="dxa"/>
+          </w:tcPr>
+          <w:p>
             <w:r>
               <w:rPr>
                 <w:sz w:val="16"/>
@@ -6576,10 +6461,12 @@
         </w:tc>
         <w:tc>
           <w:tcPr>
-            <w:tcW w:type="dxa" w:w="1725"/>
-          </w:tcPr>
-          <w:p>
-            <w:r/>
+            <w:tcW w:w="1725" w:type="dxa"/>
+          </w:tcPr>
+          <w:p>
+            <w:pPr>
+              <w:cnfStyle w:val="000000100000" w:firstRow="0" w:lastRow="0" w:firstColumn="0" w:lastColumn="0" w:oddVBand="0" w:evenVBand="0" w:oddHBand="1" w:evenHBand="0" w:firstRowFirstColumn="0" w:firstRowLastColumn="0" w:lastRowFirstColumn="0" w:lastRowLastColumn="0"/>
+            </w:pPr>
             <w:r>
               <w:rPr>
                 <w:sz w:val="16"/>
@@ -6590,10 +6477,12 @@
         </w:tc>
         <w:tc>
           <w:tcPr>
-            <w:tcW w:type="dxa" w:w="1725"/>
-          </w:tcPr>
-          <w:p>
-            <w:r/>
+            <w:tcW w:w="1725" w:type="dxa"/>
+          </w:tcPr>
+          <w:p>
+            <w:pPr>
+              <w:cnfStyle w:val="000000100000" w:firstRow="0" w:lastRow="0" w:firstColumn="0" w:lastColumn="0" w:oddVBand="0" w:evenVBand="0" w:oddHBand="1" w:evenHBand="0" w:firstRowFirstColumn="0" w:firstRowLastColumn="0" w:lastRowFirstColumn="0" w:lastRowLastColumn="0"/>
+            </w:pPr>
             <w:r>
               <w:rPr>
                 <w:sz w:val="16"/>
@@ -6604,10 +6493,12 @@
         </w:tc>
         <w:tc>
           <w:tcPr>
-            <w:tcW w:type="dxa" w:w="1725"/>
-          </w:tcPr>
-          <w:p>
-            <w:r/>
+            <w:tcW w:w="1725" w:type="dxa"/>
+          </w:tcPr>
+          <w:p>
+            <w:pPr>
+              <w:cnfStyle w:val="000000100000" w:firstRow="0" w:lastRow="0" w:firstColumn="0" w:lastColumn="0" w:oddVBand="0" w:evenVBand="0" w:oddHBand="1" w:evenHBand="0" w:firstRowFirstColumn="0" w:firstRowLastColumn="0" w:lastRowFirstColumn="0" w:lastRowLastColumn="0"/>
+            </w:pPr>
             <w:r>
               <w:rPr>
                 <w:sz w:val="16"/>
@@ -6618,26 +6509,32 @@
         </w:tc>
         <w:tc>
           <w:tcPr>
-            <w:tcW w:type="dxa" w:w="1725"/>
-          </w:tcPr>
-          <w:p>
-            <w:r/>
+            <w:tcW w:w="1725" w:type="dxa"/>
+          </w:tcPr>
+          <w:p>
+            <w:pPr>
+              <w:cnfStyle w:val="000000100000" w:firstRow="0" w:lastRow="0" w:firstColumn="0" w:lastColumn="0" w:oddVBand="0" w:evenVBand="0" w:oddHBand="1" w:evenHBand="0" w:firstRowFirstColumn="0" w:firstRowLastColumn="0" w:lastRowFirstColumn="0" w:lastRowLastColumn="0"/>
+            </w:pPr>
             <w:r>
               <w:rPr>
                 <w:sz w:val="16"/>
               </w:rPr>
-              <w:t>EXECUTIVE BOARD (1)</w:t>
+              <w:t xml:space="preserve">EXECUTIVE BOARD </w:t>
             </w:r>
           </w:p>
         </w:tc>
       </w:tr>
       <w:tr>
-        <w:tc>
-          <w:tcPr>
-            <w:tcW w:type="dxa" w:w="1725"/>
-          </w:tcPr>
-          <w:p>
-            <w:r/>
+        <w:trPr>
+          <w:cnfStyle w:val="000000010000" w:firstRow="0" w:lastRow="0" w:firstColumn="0" w:lastColumn="0" w:oddVBand="0" w:evenVBand="0" w:oddHBand="0" w:evenHBand="1" w:firstRowFirstColumn="0" w:firstRowLastColumn="0" w:lastRowFirstColumn="0" w:lastRowLastColumn="0"/>
+          <w:jc w:val="center"/>
+        </w:trPr>
+        <w:tc>
+          <w:tcPr>
+            <w:cnfStyle w:val="001000000000" w:firstRow="0" w:lastRow="0" w:firstColumn="1" w:lastColumn="0" w:oddVBand="0" w:evenVBand="0" w:oddHBand="0" w:evenHBand="0" w:firstRowFirstColumn="0" w:firstRowLastColumn="0" w:lastRowFirstColumn="0" w:lastRowLastColumn="0"/>
+            <w:tcW w:w="1725" w:type="dxa"/>
+          </w:tcPr>
+          <w:p>
             <w:r>
               <w:rPr>
                 <w:sz w:val="16"/>
@@ -6648,10 +6545,12 @@
         </w:tc>
         <w:tc>
           <w:tcPr>
-            <w:tcW w:type="dxa" w:w="1725"/>
-          </w:tcPr>
-          <w:p>
-            <w:r/>
+            <w:tcW w:w="1725" w:type="dxa"/>
+          </w:tcPr>
+          <w:p>
+            <w:pPr>
+              <w:cnfStyle w:val="000000010000" w:firstRow="0" w:lastRow="0" w:firstColumn="0" w:lastColumn="0" w:oddVBand="0" w:evenVBand="0" w:oddHBand="0" w:evenHBand="1" w:firstRowFirstColumn="0" w:firstRowLastColumn="0" w:lastRowFirstColumn="0" w:lastRowLastColumn="0"/>
+            </w:pPr>
             <w:r>
               <w:rPr>
                 <w:sz w:val="16"/>
@@ -6662,10 +6561,12 @@
         </w:tc>
         <w:tc>
           <w:tcPr>
-            <w:tcW w:type="dxa" w:w="1725"/>
-          </w:tcPr>
-          <w:p>
-            <w:r/>
+            <w:tcW w:w="1725" w:type="dxa"/>
+          </w:tcPr>
+          <w:p>
+            <w:pPr>
+              <w:cnfStyle w:val="000000010000" w:firstRow="0" w:lastRow="0" w:firstColumn="0" w:lastColumn="0" w:oddVBand="0" w:evenVBand="0" w:oddHBand="0" w:evenHBand="1" w:firstRowFirstColumn="0" w:firstRowLastColumn="0" w:lastRowFirstColumn="0" w:lastRowLastColumn="0"/>
+            </w:pPr>
             <w:r>
               <w:rPr>
                 <w:sz w:val="16"/>
@@ -6676,10 +6577,12 @@
         </w:tc>
         <w:tc>
           <w:tcPr>
-            <w:tcW w:type="dxa" w:w="1725"/>
-          </w:tcPr>
-          <w:p>
-            <w:r/>
+            <w:tcW w:w="1725" w:type="dxa"/>
+          </w:tcPr>
+          <w:p>
+            <w:pPr>
+              <w:cnfStyle w:val="000000010000" w:firstRow="0" w:lastRow="0" w:firstColumn="0" w:lastColumn="0" w:oddVBand="0" w:evenVBand="0" w:oddHBand="0" w:evenHBand="1" w:firstRowFirstColumn="0" w:firstRowLastColumn="0" w:lastRowFirstColumn="0" w:lastRowLastColumn="0"/>
+            </w:pPr>
             <w:r>
               <w:rPr>
                 <w:sz w:val="16"/>
@@ -6690,15 +6593,17 @@
         </w:tc>
         <w:tc>
           <w:tcPr>
-            <w:tcW w:type="dxa" w:w="1725"/>
-          </w:tcPr>
-          <w:p>
-            <w:r/>
+            <w:tcW w:w="1725" w:type="dxa"/>
+          </w:tcPr>
+          <w:p>
+            <w:pPr>
+              <w:cnfStyle w:val="000000010000" w:firstRow="0" w:lastRow="0" w:firstColumn="0" w:lastColumn="0" w:oddVBand="0" w:evenVBand="0" w:oddHBand="0" w:evenHBand="1" w:firstRowFirstColumn="0" w:firstRowLastColumn="0" w:lastRowFirstColumn="0" w:lastRowLastColumn="0"/>
+            </w:pPr>
             <w:r>
               <w:rPr>
                 <w:sz w:val="16"/>
               </w:rPr>
-              <w:t>OWNERSHIP (1)</w:t>
+              <w:t xml:space="preserve">OWNERSHIP </w:t>
             </w:r>
           </w:p>
         </w:tc>
@@ -6725,10 +6630,23 @@
       </w:r>
       <w:proofErr w:type="spellEnd"/>
       <w:r>
-        <w:t>:</w:t>
+        <w:t xml:space="preserve">: </w:t>
       </w:r>
+      <w:proofErr w:type="spellStart"/>
       <w:r>
-        <w:t xml:space="preserve"> áreas com perfil </w:t>
+        <w:t>áreas</w:t>
+      </w:r>
+      <w:proofErr w:type="spellEnd"/>
+      <w:r>
+        <w:t xml:space="preserve"> com </w:t>
+      </w:r>
+      <w:proofErr w:type="spellStart"/>
+      <w:r>
+        <w:t>perfil</w:t>
+      </w:r>
+      <w:proofErr w:type="spellEnd"/>
+      <w:r>
+        <w:t xml:space="preserve"> </w:t>
       </w:r>
       <w:proofErr w:type="spellStart"/>
       <w:r>
@@ -6752,15 +6670,7 @@
       </w:r>
       <w:proofErr w:type="spellEnd"/>
       <w:r>
-        <w:t xml:space="preserve"> e Overland) e</w:t>
-      </w:r>
-      <w:r>
-        <w:t xml:space="preserve"> áreas de grande volume e perfil mais júnior (</w:t>
-      </w:r>
-      <w:bookmarkStart w:id="0" w:name="_GoBack"/>
-      <w:bookmarkEnd w:id="0"/>
-      <w:r>
-        <w:t>Technology e Financial).</w:t>
+        <w:t xml:space="preserve"> e Overland) e áreas de grande volume e perfil mais júnior (Technology e Financial).</w:t>
       </w:r>
     </w:p>
     <w:tbl>
@@ -6973,13 +6883,7 @@
               <w:rPr>
                 <w:sz w:val="19"/>
               </w:rPr>
-              <w:t xml:space="preserve">R$ </w:t>
-            </w:r>
-            <w:r>
-              <w:rPr>
-                <w:sz w:val="19"/>
-              </w:rPr>
-              <w:t>13.404</w:t>
+              <w:t>R$ 13.404</w:t>
             </w:r>
           </w:p>
         </w:tc>
@@ -8899,13 +8803,7 @@
               <w:rPr>
                 <w:sz w:val="19"/>
               </w:rPr>
-              <w:t xml:space="preserve">AUTOMOTIVE INDUSTRY &amp; INDUSTRIES </w:t>
-            </w:r>
-            <w:r>
-              <w:rPr>
-                <w:sz w:val="19"/>
-              </w:rPr>
-              <w:t>DEVELOPMENT</w:t>
+              <w:t>AUTOMOTIVE INDUSTRY &amp; INDUSTRIES DEVELOPMENT</w:t>
             </w:r>
           </w:p>
         </w:tc>
@@ -9318,13 +9216,7 @@
         <w:pStyle w:val="Commarcadores"/>
       </w:pPr>
       <w:r>
-        <w:t xml:space="preserve">O </w:t>
-      </w:r>
-      <w:r>
-        <w:t>COO responde por 193 dos 311 ativos (62%) e por 63% do custo. Dentro dele, Air Operations isoladamente tem 78 pessoas (25% do total da empresa) e R$ 1.045.510 de custo mensal, sendo o maior centro de custo e de pessoas da DMS. Há dependência estrutural de uma</w:t>
-      </w:r>
-      <w:r>
-        <w:t xml:space="preserve"> única frente (Air), o que concentra risco operacional e de gestão.</w:t>
+        <w:t>O COO responde por 193 dos 311 ativos (62%) e por 63% do custo. Dentro dele, Air Operations isoladamente tem 78 pessoas (25% do total da empresa) e R$ 1.045.510 de custo mensal, sendo o maior centro de custo e de pessoas da DMS. Há dependência estrutural de uma única frente (Air), o que concentra risco operacional e de gestão.</w:t>
       </w:r>
     </w:p>
     <w:p>
@@ -9343,10 +9235,7 @@
         <w:pStyle w:val="Commarcadores"/>
       </w:pPr>
       <w:r>
-        <w:t>Operação core (Air+Ocean+Overland): 125 pessoas (40%). Produto (Air+Ocean Product): 47 pessoas (15%). Verticais de i</w:t>
-      </w:r>
-      <w:r>
-        <w:t>ndústria/comercial (CMO): 21 pessoas (7%). Suporte (Tech+Financeiro+Talentos): 94 pessoas (30%).</w:t>
+        <w:t>Operação core (Air+Ocean+Overland): 125 pessoas (40%). Produto (Air+Ocean Product): 47 pessoas (15%). Verticais de indústria/comercial (CMO): 21 pessoas (7%). Suporte (Tech+Financeiro+Talentos): 94 pessoas (30%).</w:t>
       </w:r>
     </w:p>
     <w:p>
@@ -9367,18 +9256,10 @@
         </w:rPr>
         <w:t>10.3 Áreas mais defasadas (sub-dimensionadas)</w:t>
       </w:r>
-      <w:r>
-        <w:rPr>
-          <w:color w:val="1F3B63"/>
-        </w:rPr>
-      </w:r>
     </w:p>
     <w:p>
       <w:r>
-        <w:t>As verticais de indústria, estratégicas para o crescimento comercial, estão com equipes muito reduzidas e com forte peso de liderança (quase sem base para executar). Isso sugere áreas "montadas no topo", dependentes de poucos indiví</w:t>
-      </w:r>
-      <w:r>
-        <w:t>duos:</w:t>
+        <w:t>As verticais de indústria, estratégicas para o crescimento comercial, estão com equipes muito reduzidas e com forte peso de liderança (quase sem base para executar). Isso sugere áreas "montadas no topo", dependentes de poucos indivíduos:</w:t>
       </w:r>
     </w:p>
     <w:tbl>
@@ -10238,15 +10119,31 @@
     </w:tbl>
     <w:p>
       <w:r>
-        <w:t xml:space="preserve">Padrão observado: em várias verticais de indústria a liderança representa 30% a 100% do time, ou seja, há Head/Specialist </w:t>
+        <w:t xml:space="preserve">Padrão observado: em várias verticais de indústria a liderança representa 30% a 100% do time, ou seja, há Head/Specialist mas </w:t>
       </w:r>
-      <w:proofErr w:type="gramStart"/>
+      <w:proofErr w:type="spellStart"/>
       <w:r>
-        <w:t>mas</w:t>
+        <w:t>pouca</w:t>
       </w:r>
-      <w:proofErr w:type="gramEnd"/>
+      <w:proofErr w:type="spellEnd"/>
       <w:r>
-        <w:t xml:space="preserve"> pouca ou nenhuma </w:t>
+        <w:t xml:space="preserve"> </w:t>
+      </w:r>
+      <w:proofErr w:type="spellStart"/>
+      <w:r>
+        <w:t>ou</w:t>
+      </w:r>
+      <w:proofErr w:type="spellEnd"/>
+      <w:r>
+        <w:t xml:space="preserve"> </w:t>
+      </w:r>
+      <w:proofErr w:type="spellStart"/>
+      <w:r>
+        <w:t>nenhuma</w:t>
+      </w:r>
+      <w:proofErr w:type="spellEnd"/>
+      <w:r>
+        <w:t xml:space="preserve"> </w:t>
       </w:r>
       <w:proofErr w:type="spellStart"/>
       <w:r>
@@ -10289,7 +10186,15 @@
       </w:r>
       <w:proofErr w:type="spellEnd"/>
       <w:r>
-        <w:t xml:space="preserve"> defasada </w:t>
+        <w:t xml:space="preserve"> </w:t>
+      </w:r>
+      <w:proofErr w:type="spellStart"/>
+      <w:r>
+        <w:t>defasada</w:t>
+      </w:r>
+      <w:proofErr w:type="spellEnd"/>
+      <w:r>
+        <w:t xml:space="preserve"> </w:t>
       </w:r>
       <w:proofErr w:type="spellStart"/>
       <w:r>
@@ -10350,18 +10255,20 @@
         <w:pStyle w:val="Commarcadores"/>
       </w:pPr>
       <w:r>
-        <w:t>Al</w:t>
-      </w:r>
-      <w:r>
-        <w:t>guns Heads (ex.: Jose Luiz, Raioni Santos) aparecem espalhados por múltiplas áreas e C-Levels, o que pode indicar acúmulo de função interina ou inconsistência de preenchimento da base.</w:t>
+        <w:t>Alguns Heads (ex.: Jose Luiz, Raioni Santos) aparecem espalhados por múltiplas áreas e C-Levels, o que pode indicar acúmulo de função interina ou inconsistência de preenchimento da base.</w:t>
       </w:r>
     </w:p>
     <w:p>
       <w:pPr>
         <w:pStyle w:val="Commarcadores"/>
       </w:pPr>
+      <w:proofErr w:type="spellStart"/>
       <w:r>
-        <w:t xml:space="preserve">Qualidade de dados: </w:t>
+        <w:t>Qualidade</w:t>
+      </w:r>
+      <w:proofErr w:type="spellEnd"/>
+      <w:r>
+        <w:t xml:space="preserve"> de dados: </w:t>
       </w:r>
       <w:proofErr w:type="spellStart"/>
       <w:r>
@@ -10373,10 +10280,7 @@
       </w:r>
       <w:proofErr w:type="spellStart"/>
       <w:r>
-        <w:t>registro</w:t>
-      </w:r>
-      <w:r>
-        <w:t>s</w:t>
+        <w:t>registros</w:t>
       </w:r>
       <w:proofErr w:type="spellEnd"/>
       <w:r>
@@ -10388,7 +10292,23 @@
       </w:r>
       <w:proofErr w:type="spellEnd"/>
       <w:r>
-        <w:t xml:space="preserve"> branco ou "N/A", que devem ser padronizados para análises futuras.</w:t>
+        <w:t xml:space="preserve"> </w:t>
+      </w:r>
+      <w:proofErr w:type="spellStart"/>
+      <w:r>
+        <w:t>branco</w:t>
+      </w:r>
+      <w:proofErr w:type="spellEnd"/>
+      <w:r>
+        <w:t xml:space="preserve"> </w:t>
+      </w:r>
+      <w:proofErr w:type="spellStart"/>
+      <w:r>
+        <w:t>ou</w:t>
+      </w:r>
+      <w:proofErr w:type="spellEnd"/>
+      <w:r>
+        <w:t xml:space="preserve"> "N/A", que devem ser padronizados para análises futuras.</w:t>
       </w:r>
     </w:p>
     <w:p>
@@ -10414,7 +10334,253 @@
     </w:p>
     <w:p>
       <w:r>
-        <w:t>Cruzamento entre a estrutura de Operações e as 65 posições em aberto (base de vagas de 21/10), bloco por bloco. Os blocos são identificados pelo cargo e não pela área, porque termos como INLAND, AMERICAS, EUROPA, WH, CC e EXPORT existem apenas na coluna "CARGO DRE 2026.2" da base de setembro. Dos 65 cargos em aberto, 52 já existem na estrutura e 13 são cargos novos; ao cruzar as planilhas, CCO deve ser lido como CMO e "Healthcare" como "HEALTHCARE INDUSTRY".</w:t>
+        <w:t>A planilha de vagas de 21/10 tem 65 registros, mas eles não são todos vagas em aberto: 13 já estão preenchidas, com ocupante nomeado e data de admissão, e 3 têm admissão já ocorrida sem ocupante identificado. Restam 49 posições efetivamente em aberto, das quais 17 nos blocos de Operações. Os blocos são identificados pelo cargo e não pela área, porque termos como INLAND, AMERICAS, EUROPA, WH, CC e EXPORT existem apenas na coluna "CARGO DRE 2026.2".</w:t>
+      </w:r>
+    </w:p>
+    <w:tbl>
+      <w:tblPr>
+        <w:tblStyle w:val="GradeClara-nfase1"/>
+        <w:tblW w:type="auto" w:w="0"/>
+        <w:jc w:val="center"/>
+        <w:tblLook w:firstColumn="1" w:firstRow="1" w:lastColumn="0" w:lastRow="0" w:noHBand="0" w:noVBand="1" w:val="04A0"/>
+      </w:tblPr>
+      <w:tblGrid>
+        <w:gridCol w:w="2880"/>
+        <w:gridCol w:w="2880"/>
+        <w:gridCol w:w="2880"/>
+      </w:tblGrid>
+      <w:tr>
+        <w:tc>
+          <w:tcPr>
+            <w:tcW w:type="dxa" w:w="2880"/>
+          </w:tcPr>
+          <w:p>
+            <w:r/>
+            <w:r>
+              <w:rPr>
+                <w:b/>
+                <w:sz w:val="18"/>
+              </w:rPr>
+              <w:t>Estado da linha na planilha de vagas</w:t>
+            </w:r>
+          </w:p>
+        </w:tc>
+        <w:tc>
+          <w:tcPr>
+            <w:tcW w:type="dxa" w:w="2880"/>
+          </w:tcPr>
+          <w:p>
+            <w:r/>
+            <w:r>
+              <w:rPr>
+                <w:b/>
+                <w:sz w:val="18"/>
+              </w:rPr>
+              <w:t>Registros</w:t>
+            </w:r>
+          </w:p>
+        </w:tc>
+        <w:tc>
+          <w:tcPr>
+            <w:tcW w:type="dxa" w:w="2880"/>
+          </w:tcPr>
+          <w:p>
+            <w:r/>
+            <w:r>
+              <w:rPr>
+                <w:b/>
+                <w:sz w:val="18"/>
+              </w:rPr>
+              <w:t>Nos blocos de Operações</w:t>
+            </w:r>
+          </w:p>
+        </w:tc>
+      </w:tr>
+      <w:tr>
+        <w:tc>
+          <w:tcPr>
+            <w:tcW w:type="dxa" w:w="2880"/>
+          </w:tcPr>
+          <w:p>
+            <w:r/>
+            <w:r>
+              <w:rPr>
+                <w:sz w:val="18"/>
+              </w:rPr>
+              <w:t>Em aberto (sem ocupante)</w:t>
+            </w:r>
+          </w:p>
+        </w:tc>
+        <w:tc>
+          <w:tcPr>
+            <w:tcW w:type="dxa" w:w="2880"/>
+          </w:tcPr>
+          <w:p>
+            <w:r/>
+            <w:r>
+              <w:rPr>
+                <w:sz w:val="18"/>
+              </w:rPr>
+              <w:t>49</w:t>
+            </w:r>
+          </w:p>
+        </w:tc>
+        <w:tc>
+          <w:tcPr>
+            <w:tcW w:type="dxa" w:w="2880"/>
+          </w:tcPr>
+          <w:p>
+            <w:r/>
+            <w:r>
+              <w:rPr>
+                <w:sz w:val="18"/>
+              </w:rPr>
+              <w:t>17</w:t>
+            </w:r>
+          </w:p>
+        </w:tc>
+      </w:tr>
+      <w:tr>
+        <w:tc>
+          <w:tcPr>
+            <w:tcW w:type="dxa" w:w="2880"/>
+          </w:tcPr>
+          <w:p>
+            <w:r/>
+            <w:r>
+              <w:rPr>
+                <w:sz w:val="18"/>
+              </w:rPr>
+              <w:t>Já preenchida (ocupante nomeado e admissão)</w:t>
+            </w:r>
+          </w:p>
+        </w:tc>
+        <w:tc>
+          <w:tcPr>
+            <w:tcW w:type="dxa" w:w="2880"/>
+          </w:tcPr>
+          <w:p>
+            <w:r/>
+            <w:r>
+              <w:rPr>
+                <w:sz w:val="18"/>
+              </w:rPr>
+              <w:t>13</w:t>
+            </w:r>
+          </w:p>
+        </w:tc>
+        <w:tc>
+          <w:tcPr>
+            <w:tcW w:type="dxa" w:w="2880"/>
+          </w:tcPr>
+          <w:p>
+            <w:r/>
+            <w:r>
+              <w:rPr>
+                <w:sz w:val="18"/>
+              </w:rPr>
+              <w:t>2</w:t>
+            </w:r>
+          </w:p>
+        </w:tc>
+      </w:tr>
+      <w:tr>
+        <w:tc>
+          <w:tcPr>
+            <w:tcW w:type="dxa" w:w="2880"/>
+          </w:tcPr>
+          <w:p>
+            <w:r/>
+            <w:r>
+              <w:rPr>
+                <w:sz w:val="18"/>
+              </w:rPr>
+              <w:t>A confirmar (admissão ocorrida, sem ocupante)</w:t>
+            </w:r>
+          </w:p>
+        </w:tc>
+        <w:tc>
+          <w:tcPr>
+            <w:tcW w:type="dxa" w:w="2880"/>
+          </w:tcPr>
+          <w:p>
+            <w:r/>
+            <w:r>
+              <w:rPr>
+                <w:sz w:val="18"/>
+              </w:rPr>
+              <w:t>3</w:t>
+            </w:r>
+          </w:p>
+        </w:tc>
+        <w:tc>
+          <w:tcPr>
+            <w:tcW w:type="dxa" w:w="2880"/>
+          </w:tcPr>
+          <w:p>
+            <w:r/>
+            <w:r>
+              <w:rPr>
+                <w:sz w:val="18"/>
+              </w:rPr>
+              <w:t>0</w:t>
+            </w:r>
+          </w:p>
+        </w:tc>
+      </w:tr>
+      <w:tr>
+        <w:tc>
+          <w:tcPr>
+            <w:tcW w:type="dxa" w:w="2880"/>
+          </w:tcPr>
+          <w:p>
+            <w:r/>
+            <w:r>
+              <w:rPr>
+                <w:sz w:val="18"/>
+              </w:rPr>
+              <w:t>TOTAL de registros</w:t>
+            </w:r>
+          </w:p>
+        </w:tc>
+        <w:tc>
+          <w:tcPr>
+            <w:tcW w:type="dxa" w:w="2880"/>
+          </w:tcPr>
+          <w:p>
+            <w:r/>
+            <w:r>
+              <w:rPr>
+                <w:sz w:val="18"/>
+              </w:rPr>
+              <w:t>65</w:t>
+            </w:r>
+          </w:p>
+        </w:tc>
+        <w:tc>
+          <w:tcPr>
+            <w:tcW w:type="dxa" w:w="2880"/>
+          </w:tcPr>
+          <w:p>
+            <w:r/>
+            <w:r>
+              <w:rPr>
+                <w:sz w:val="18"/>
+              </w:rPr>
+              <w:t>19</w:t>
+            </w:r>
+          </w:p>
+        </w:tc>
+      </w:tr>
+    </w:tbl>
+    <w:p>
+      <w:r>
+        <w:rPr>
+          <w:i/>
+          <w:color w:val="555555"/>
+          <w:sz w:val="17"/>
+        </w:rPr>
+        <w:t>As 3 linhas a confirmar são estágios (AIR OPS INTERN e OCEAN FD INTERN) com admissão em 01/10 e nenhum ocupante registrado, todas fora dos blocos de Operações. Nas Operações, as 2 vagas já preenchidas são AIR OPS ANALYST AMERICAS, com admissão em 20/10, e AIR OPS ANALYST INLAND EUROPA, com admissão em 13/10.</w:t>
       </w:r>
     </w:p>
     <w:p>
@@ -10430,7 +10596,7 @@
     </w:p>
     <w:p>
       <w:r>
-        <w:t>Três métricas por bloco: percentual do quadro em aberto, volume de embarques por ativo e estágio do processo. O volume vem do CIS, média de abril a setembro de 2026.</w:t>
+        <w:t>Três métricas por bloco: percentual do quadro em aberto, volume de embarques por ativo e estágio do processo. Volume do CIS, média de abril a setembro de 2026. A coluna de ocupação considera apenas as vagas efetivamente em aberto.</w:t>
       </w:r>
     </w:p>
     <w:tbl>
@@ -10441,28 +10607,30 @@
         <w:tblLook w:firstColumn="1" w:firstRow="1" w:lastColumn="0" w:lastRow="0" w:noHBand="0" w:noVBand="1" w:val="04A0"/>
       </w:tblPr>
       <w:tblGrid>
-        <w:gridCol w:w="864"/>
-        <w:gridCol w:w="864"/>
-        <w:gridCol w:w="864"/>
-        <w:gridCol w:w="864"/>
-        <w:gridCol w:w="864"/>
-        <w:gridCol w:w="864"/>
-        <w:gridCol w:w="864"/>
-        <w:gridCol w:w="864"/>
-        <w:gridCol w:w="864"/>
-        <w:gridCol w:w="864"/>
+        <w:gridCol w:w="720"/>
+        <w:gridCol w:w="720"/>
+        <w:gridCol w:w="720"/>
+        <w:gridCol w:w="720"/>
+        <w:gridCol w:w="720"/>
+        <w:gridCol w:w="720"/>
+        <w:gridCol w:w="720"/>
+        <w:gridCol w:w="720"/>
+        <w:gridCol w:w="720"/>
+        <w:gridCol w:w="720"/>
+        <w:gridCol w:w="720"/>
+        <w:gridCol w:w="720"/>
       </w:tblGrid>
       <w:tr>
         <w:tc>
           <w:tcPr>
-            <w:tcW w:type="dxa" w:w="864"/>
+            <w:tcW w:type="dxa" w:w="720"/>
           </w:tcPr>
           <w:p>
             <w:r/>
             <w:r>
               <w:rPr>
                 <w:b/>
-                <w:sz w:val="14"/>
+                <w:sz w:val="13"/>
               </w:rPr>
               <w:t>Bloco</w:t>
             </w:r>
@@ -10470,14 +10638,14 @@
         </w:tc>
         <w:tc>
           <w:tcPr>
-            <w:tcW w:type="dxa" w:w="864"/>
+            <w:tcW w:type="dxa" w:w="720"/>
           </w:tcPr>
           <w:p>
             <w:r/>
             <w:r>
               <w:rPr>
                 <w:b/>
-                <w:sz w:val="14"/>
+                <w:sz w:val="13"/>
               </w:rPr>
               <w:t>Ativos</w:t>
             </w:r>
@@ -10485,29 +10653,59 @@
         </w:tc>
         <w:tc>
           <w:tcPr>
-            <w:tcW w:type="dxa" w:w="864"/>
+            <w:tcW w:type="dxa" w:w="720"/>
           </w:tcPr>
           <w:p>
             <w:r/>
             <w:r>
               <w:rPr>
                 <w:b/>
-                <w:sz w:val="14"/>
-              </w:rPr>
-              <w:t>Vagas</w:t>
-            </w:r>
-          </w:p>
-        </w:tc>
-        <w:tc>
-          <w:tcPr>
-            <w:tcW w:type="dxa" w:w="864"/>
+                <w:sz w:val="13"/>
+              </w:rPr>
+              <w:t>TL+</w:t>
+            </w:r>
+          </w:p>
+        </w:tc>
+        <w:tc>
+          <w:tcPr>
+            <w:tcW w:type="dxa" w:w="720"/>
           </w:tcPr>
           <w:p>
             <w:r/>
             <w:r>
               <w:rPr>
                 <w:b/>
-                <w:sz w:val="14"/>
+                <w:sz w:val="13"/>
+              </w:rPr>
+              <w:t>Vagas abertas</w:t>
+            </w:r>
+          </w:p>
+        </w:tc>
+        <w:tc>
+          <w:tcPr>
+            <w:tcW w:type="dxa" w:w="720"/>
+          </w:tcPr>
+          <w:p>
+            <w:r/>
+            <w:r>
+              <w:rPr>
+                <w:b/>
+                <w:sz w:val="13"/>
+              </w:rPr>
+              <w:t>Já preench.</w:t>
+            </w:r>
+          </w:p>
+        </w:tc>
+        <w:tc>
+          <w:tcPr>
+            <w:tcW w:type="dxa" w:w="720"/>
+          </w:tcPr>
+          <w:p>
+            <w:r/>
+            <w:r>
+              <w:rPr>
+                <w:b/>
+                <w:sz w:val="13"/>
               </w:rPr>
               <w:t>% quadro aberto</w:t>
             </w:r>
@@ -10515,14 +10713,14 @@
         </w:tc>
         <w:tc>
           <w:tcPr>
-            <w:tcW w:type="dxa" w:w="864"/>
+            <w:tcW w:type="dxa" w:w="720"/>
           </w:tcPr>
           <w:p>
             <w:r/>
             <w:r>
               <w:rPr>
                 <w:b/>
-                <w:sz w:val="14"/>
+                <w:sz w:val="13"/>
               </w:rPr>
               <w:t>Aumento</w:t>
             </w:r>
@@ -10530,14 +10728,14 @@
         </w:tc>
         <w:tc>
           <w:tcPr>
-            <w:tcW w:type="dxa" w:w="864"/>
+            <w:tcW w:type="dxa" w:w="720"/>
           </w:tcPr>
           <w:p>
             <w:r/>
             <w:r>
               <w:rPr>
                 <w:b/>
-                <w:sz w:val="14"/>
+                <w:sz w:val="13"/>
               </w:rPr>
               <w:t>Subst.</w:t>
             </w:r>
@@ -10545,29 +10743,29 @@
         </w:tc>
         <w:tc>
           <w:tcPr>
-            <w:tcW w:type="dxa" w:w="864"/>
+            <w:tcW w:type="dxa" w:w="720"/>
           </w:tcPr>
           <w:p>
             <w:r/>
             <w:r>
               <w:rPr>
                 <w:b/>
-                <w:sz w:val="14"/>
-              </w:rPr>
-              <w:t>Embarques aéreos/mês (CIS)</w:t>
-            </w:r>
-          </w:p>
-        </w:tc>
-        <w:tc>
-          <w:tcPr>
-            <w:tcW w:type="dxa" w:w="864"/>
+                <w:sz w:val="13"/>
+              </w:rPr>
+              <w:t>Embarques aéreos/mês</w:t>
+            </w:r>
+          </w:p>
+        </w:tc>
+        <w:tc>
+          <w:tcPr>
+            <w:tcW w:type="dxa" w:w="720"/>
           </w:tcPr>
           <w:p>
             <w:r/>
             <w:r>
               <w:rPr>
                 <w:b/>
-                <w:sz w:val="14"/>
+                <w:sz w:val="13"/>
               </w:rPr>
               <w:t>Embarques por ativo</w:t>
             </w:r>
@@ -10575,29 +10773,29 @@
         </w:tc>
         <w:tc>
           <w:tcPr>
-            <w:tcW w:type="dxa" w:w="864"/>
+            <w:tcW w:type="dxa" w:w="720"/>
           </w:tcPr>
           <w:p>
             <w:r/>
             <w:r>
               <w:rPr>
                 <w:b/>
-                <w:sz w:val="14"/>
-              </w:rPr>
-              <w:t>Custo vagas</w:t>
-            </w:r>
-          </w:p>
-        </w:tc>
-        <w:tc>
-          <w:tcPr>
-            <w:tcW w:type="dxa" w:w="864"/>
+                <w:sz w:val="13"/>
+              </w:rPr>
+              <w:t>Custo vagas abertas</w:t>
+            </w:r>
+          </w:p>
+        </w:tc>
+        <w:tc>
+          <w:tcPr>
+            <w:tcW w:type="dxa" w:w="720"/>
           </w:tcPr>
           <w:p>
             <w:r/>
             <w:r>
               <w:rPr>
                 <w:b/>
-                <w:sz w:val="14"/>
+                <w:sz w:val="13"/>
               </w:rPr>
               <w:t>Dono</w:t>
             </w:r>
@@ -10607,141 +10805,169 @@
       <w:tr>
         <w:tc>
           <w:tcPr>
-            <w:tcW w:type="dxa" w:w="864"/>
+            <w:tcW w:type="dxa" w:w="720"/>
           </w:tcPr>
           <w:p>
             <w:r/>
             <w:r>
               <w:rPr>
-                <w:sz w:val="14"/>
-              </w:rPr>
-              <w:t>EUA / Inland Freight America</w:t>
-            </w:r>
-          </w:p>
-        </w:tc>
-        <w:tc>
-          <w:tcPr>
-            <w:tcW w:type="dxa" w:w="864"/>
+                <w:sz w:val="13"/>
+              </w:rPr>
+              <w:t>Europa / Inland Freight Europa</w:t>
+            </w:r>
+          </w:p>
+        </w:tc>
+        <w:tc>
+          <w:tcPr>
+            <w:tcW w:type="dxa" w:w="720"/>
           </w:tcPr>
           <w:p>
             <w:r/>
             <w:r>
               <w:rPr>
-                <w:sz w:val="14"/>
-              </w:rPr>
-              <w:t>8</w:t>
-            </w:r>
-          </w:p>
-        </w:tc>
-        <w:tc>
-          <w:tcPr>
-            <w:tcW w:type="dxa" w:w="864"/>
+                <w:sz w:val="13"/>
+              </w:rPr>
+              <w:t>4</w:t>
+            </w:r>
+          </w:p>
+        </w:tc>
+        <w:tc>
+          <w:tcPr>
+            <w:tcW w:type="dxa" w:w="720"/>
           </w:tcPr>
           <w:p>
             <w:r/>
             <w:r>
               <w:rPr>
-                <w:sz w:val="14"/>
-              </w:rPr>
-              <w:t>3</w:t>
-            </w:r>
-          </w:p>
-        </w:tc>
-        <w:tc>
-          <w:tcPr>
-            <w:tcW w:type="dxa" w:w="864"/>
+                <w:sz w:val="13"/>
+              </w:rPr>
+              <w:t>0</w:t>
+            </w:r>
+          </w:p>
+        </w:tc>
+        <w:tc>
+          <w:tcPr>
+            <w:tcW w:type="dxa" w:w="720"/>
           </w:tcPr>
           <w:p>
             <w:r/>
             <w:r>
               <w:rPr>
-                <w:sz w:val="14"/>
-              </w:rPr>
-              <w:t>27,3%</w:t>
-            </w:r>
-          </w:p>
-        </w:tc>
-        <w:tc>
-          <w:tcPr>
-            <w:tcW w:type="dxa" w:w="864"/>
+                <w:sz w:val="13"/>
+              </w:rPr>
+              <w:t>4</w:t>
+            </w:r>
+          </w:p>
+        </w:tc>
+        <w:tc>
+          <w:tcPr>
+            <w:tcW w:type="dxa" w:w="720"/>
           </w:tcPr>
           <w:p>
             <w:r/>
             <w:r>
               <w:rPr>
-                <w:sz w:val="14"/>
-              </w:rPr>
-              <w:t>3</w:t>
-            </w:r>
-          </w:p>
-        </w:tc>
-        <w:tc>
-          <w:tcPr>
-            <w:tcW w:type="dxa" w:w="864"/>
+                <w:sz w:val="13"/>
+              </w:rPr>
+              <w:t>1</w:t>
+            </w:r>
+          </w:p>
+        </w:tc>
+        <w:tc>
+          <w:tcPr>
+            <w:tcW w:type="dxa" w:w="720"/>
           </w:tcPr>
           <w:p>
             <w:r/>
             <w:r>
               <w:rPr>
-                <w:sz w:val="14"/>
-              </w:rPr>
-              <w:t>0</w:t>
-            </w:r>
-          </w:p>
-        </w:tc>
-        <w:tc>
-          <w:tcPr>
-            <w:tcW w:type="dxa" w:w="864"/>
+                <w:sz w:val="13"/>
+              </w:rPr>
+              <w:t>50,0%</w:t>
+            </w:r>
+          </w:p>
+        </w:tc>
+        <w:tc>
+          <w:tcPr>
+            <w:tcW w:type="dxa" w:w="720"/>
           </w:tcPr>
           <w:p>
             <w:r/>
             <w:r>
               <w:rPr>
-                <w:sz w:val="14"/>
-              </w:rPr>
-              <w:t>970 (bloco EUA)</w:t>
-            </w:r>
-          </w:p>
-        </w:tc>
-        <w:tc>
-          <w:tcPr>
-            <w:tcW w:type="dxa" w:w="864"/>
+                <w:sz w:val="13"/>
+              </w:rPr>
+              <w:t>2</w:t>
+            </w:r>
+          </w:p>
+        </w:tc>
+        <w:tc>
+          <w:tcPr>
+            <w:tcW w:type="dxa" w:w="720"/>
           </w:tcPr>
           <w:p>
             <w:r/>
             <w:r>
               <w:rPr>
-                <w:sz w:val="14"/>
-              </w:rPr>
-              <w:t>55</w:t>
-            </w:r>
-          </w:p>
-        </w:tc>
-        <w:tc>
-          <w:tcPr>
-            <w:tcW w:type="dxa" w:w="864"/>
+                <w:sz w:val="13"/>
+              </w:rPr>
+              <w:t>2</w:t>
+            </w:r>
+          </w:p>
+        </w:tc>
+        <w:tc>
+          <w:tcPr>
+            <w:tcW w:type="dxa" w:w="720"/>
           </w:tcPr>
           <w:p>
             <w:r/>
             <w:r>
               <w:rPr>
-                <w:sz w:val="14"/>
-              </w:rPr>
-              <w:t>R$ 43.611</w:t>
-            </w:r>
-          </w:p>
-        </w:tc>
-        <w:tc>
-          <w:tcPr>
-            <w:tcW w:type="dxa" w:w="864"/>
+                <w:sz w:val="13"/>
+              </w:rPr>
+              <w:t>530 (bloco Europa)</w:t>
+            </w:r>
+          </w:p>
+        </w:tc>
+        <w:tc>
+          <w:tcPr>
+            <w:tcW w:type="dxa" w:w="720"/>
           </w:tcPr>
           <w:p>
             <w:r/>
             <w:r>
               <w:rPr>
-                <w:sz w:val="14"/>
-              </w:rPr>
-              <w:t>Carol Mendoza / Filipe Sampaio</w:t>
+                <w:sz w:val="13"/>
+              </w:rPr>
+              <w:t>29</w:t>
+            </w:r>
+          </w:p>
+        </w:tc>
+        <w:tc>
+          <w:tcPr>
+            <w:tcW w:type="dxa" w:w="720"/>
+          </w:tcPr>
+          <w:p>
+            <w:r/>
+            <w:r>
+              <w:rPr>
+                <w:sz w:val="13"/>
+              </w:rPr>
+              <w:t>R$ 53.944</w:t>
+            </w:r>
+          </w:p>
+        </w:tc>
+        <w:tc>
+          <w:tcPr>
+            <w:tcW w:type="dxa" w:w="720"/>
+          </w:tcPr>
+          <w:p>
+            <w:r/>
+            <w:r>
+              <w:rPr>
+                <w:sz w:val="13"/>
+              </w:rPr>
+              <w:t>Carol Mendoza</w:t>
             </w:r>
           </w:p>
         </w:tc>
@@ -10749,13 +10975,13 @@
       <w:tr>
         <w:tc>
           <w:tcPr>
-            <w:tcW w:type="dxa" w:w="864"/>
+            <w:tcW w:type="dxa" w:w="720"/>
           </w:tcPr>
           <w:p>
             <w:r/>
             <w:r>
               <w:rPr>
-                <w:sz w:val="14"/>
+                <w:sz w:val="13"/>
               </w:rPr>
               <w:t>EUA / Operações America</w:t>
             </w:r>
@@ -10763,13 +10989,13 @@
         </w:tc>
         <w:tc>
           <w:tcPr>
-            <w:tcW w:type="dxa" w:w="864"/>
+            <w:tcW w:type="dxa" w:w="720"/>
           </w:tcPr>
           <w:p>
             <w:r/>
             <w:r>
               <w:rPr>
-                <w:sz w:val="14"/>
+                <w:sz w:val="13"/>
               </w:rPr>
               <w:t>7</w:t>
             </w:r>
@@ -10777,55 +11003,83 @@
         </w:tc>
         <w:tc>
           <w:tcPr>
-            <w:tcW w:type="dxa" w:w="864"/>
+            <w:tcW w:type="dxa" w:w="720"/>
           </w:tcPr>
           <w:p>
             <w:r/>
             <w:r>
               <w:rPr>
-                <w:sz w:val="14"/>
-              </w:rPr>
-              <w:t>7</w:t>
-            </w:r>
-          </w:p>
-        </w:tc>
-        <w:tc>
-          <w:tcPr>
-            <w:tcW w:type="dxa" w:w="864"/>
+                <w:sz w:val="13"/>
+              </w:rPr>
+              <w:t>1</w:t>
+            </w:r>
+          </w:p>
+        </w:tc>
+        <w:tc>
+          <w:tcPr>
+            <w:tcW w:type="dxa" w:w="720"/>
           </w:tcPr>
           <w:p>
             <w:r/>
             <w:r>
               <w:rPr>
-                <w:sz w:val="14"/>
-              </w:rPr>
-              <w:t>50,0%</w:t>
-            </w:r>
-          </w:p>
-        </w:tc>
-        <w:tc>
-          <w:tcPr>
-            <w:tcW w:type="dxa" w:w="864"/>
+                <w:sz w:val="13"/>
+              </w:rPr>
+              <w:t>6</w:t>
+            </w:r>
+          </w:p>
+        </w:tc>
+        <w:tc>
+          <w:tcPr>
+            <w:tcW w:type="dxa" w:w="720"/>
           </w:tcPr>
           <w:p>
             <w:r/>
             <w:r>
               <w:rPr>
-                <w:sz w:val="14"/>
-              </w:rPr>
-              <w:t>7</w:t>
-            </w:r>
-          </w:p>
-        </w:tc>
-        <w:tc>
-          <w:tcPr>
-            <w:tcW w:type="dxa" w:w="864"/>
+                <w:sz w:val="13"/>
+              </w:rPr>
+              <w:t>1</w:t>
+            </w:r>
+          </w:p>
+        </w:tc>
+        <w:tc>
+          <w:tcPr>
+            <w:tcW w:type="dxa" w:w="720"/>
           </w:tcPr>
           <w:p>
             <w:r/>
             <w:r>
               <w:rPr>
-                <w:sz w:val="14"/>
+                <w:sz w:val="13"/>
+              </w:rPr>
+              <w:t>46,2%</w:t>
+            </w:r>
+          </w:p>
+        </w:tc>
+        <w:tc>
+          <w:tcPr>
+            <w:tcW w:type="dxa" w:w="720"/>
+          </w:tcPr>
+          <w:p>
+            <w:r/>
+            <w:r>
+              <w:rPr>
+                <w:sz w:val="13"/>
+              </w:rPr>
+              <w:t>6</w:t>
+            </w:r>
+          </w:p>
+        </w:tc>
+        <w:tc>
+          <w:tcPr>
+            <w:tcW w:type="dxa" w:w="720"/>
+          </w:tcPr>
+          <w:p>
+            <w:r/>
+            <w:r>
+              <w:rPr>
+                <w:sz w:val="13"/>
               </w:rPr>
               <w:t>0</w:t>
             </w:r>
@@ -10833,55 +11087,55 @@
         </w:tc>
         <w:tc>
           <w:tcPr>
-            <w:tcW w:type="dxa" w:w="864"/>
+            <w:tcW w:type="dxa" w:w="720"/>
           </w:tcPr>
           <w:p>
             <w:r/>
             <w:r>
               <w:rPr>
-                <w:sz w:val="14"/>
-              </w:rPr>
-              <w:t>970 (bloco EUA)</w:t>
-            </w:r>
-          </w:p>
-        </w:tc>
-        <w:tc>
-          <w:tcPr>
-            <w:tcW w:type="dxa" w:w="864"/>
+                <w:sz w:val="13"/>
+              </w:rPr>
+              <w:t>971 (bloco EUA)</w:t>
+            </w:r>
+          </w:p>
+        </w:tc>
+        <w:tc>
+          <w:tcPr>
+            <w:tcW w:type="dxa" w:w="720"/>
           </w:tcPr>
           <w:p>
             <w:r/>
             <w:r>
               <w:rPr>
-                <w:sz w:val="14"/>
-              </w:rPr>
-              <w:t>55</w:t>
-            </w:r>
-          </w:p>
-        </w:tc>
-        <w:tc>
-          <w:tcPr>
-            <w:tcW w:type="dxa" w:w="864"/>
+                <w:sz w:val="13"/>
+              </w:rPr>
+              <w:t>56</w:t>
+            </w:r>
+          </w:p>
+        </w:tc>
+        <w:tc>
+          <w:tcPr>
+            <w:tcW w:type="dxa" w:w="720"/>
           </w:tcPr>
           <w:p>
             <w:r/>
             <w:r>
               <w:rPr>
-                <w:sz w:val="14"/>
-              </w:rPr>
-              <w:t>R$ 124.055</w:t>
-            </w:r>
-          </w:p>
-        </w:tc>
-        <w:tc>
-          <w:tcPr>
-            <w:tcW w:type="dxa" w:w="864"/>
+                <w:sz w:val="13"/>
+              </w:rPr>
+              <w:t>R$ 107.416</w:t>
+            </w:r>
+          </w:p>
+        </w:tc>
+        <w:tc>
+          <w:tcPr>
+            <w:tcW w:type="dxa" w:w="720"/>
           </w:tcPr>
           <w:p>
             <w:r/>
             <w:r>
               <w:rPr>
-                <w:sz w:val="14"/>
+                <w:sz w:val="13"/>
               </w:rPr>
               <w:t>Carol Mendoza / Filipe Sampaio</w:t>
             </w:r>
@@ -10891,41 +11145,69 @@
       <w:tr>
         <w:tc>
           <w:tcPr>
-            <w:tcW w:type="dxa" w:w="864"/>
+            <w:tcW w:type="dxa" w:w="720"/>
           </w:tcPr>
           <w:p>
             <w:r/>
             <w:r>
               <w:rPr>
-                <w:sz w:val="14"/>
-              </w:rPr>
-              <w:t>EUA / Warehouses (MIA, Houston, NY)</w:t>
-            </w:r>
-          </w:p>
-        </w:tc>
-        <w:tc>
-          <w:tcPr>
-            <w:tcW w:type="dxa" w:w="864"/>
+                <w:sz w:val="13"/>
+              </w:rPr>
+              <w:t>EUA / Inland Freight America</w:t>
+            </w:r>
+          </w:p>
+        </w:tc>
+        <w:tc>
+          <w:tcPr>
+            <w:tcW w:type="dxa" w:w="720"/>
           </w:tcPr>
           <w:p>
             <w:r/>
             <w:r>
               <w:rPr>
-                <w:sz w:val="14"/>
-              </w:rPr>
-              <w:t>5</w:t>
-            </w:r>
-          </w:p>
-        </w:tc>
-        <w:tc>
-          <w:tcPr>
-            <w:tcW w:type="dxa" w:w="864"/>
+                <w:sz w:val="13"/>
+              </w:rPr>
+              <w:t>8</w:t>
+            </w:r>
+          </w:p>
+        </w:tc>
+        <w:tc>
+          <w:tcPr>
+            <w:tcW w:type="dxa" w:w="720"/>
           </w:tcPr>
           <w:p>
             <w:r/>
             <w:r>
               <w:rPr>
-                <w:sz w:val="14"/>
+                <w:sz w:val="13"/>
+              </w:rPr>
+              <w:t>1</w:t>
+            </w:r>
+          </w:p>
+        </w:tc>
+        <w:tc>
+          <w:tcPr>
+            <w:tcW w:type="dxa" w:w="720"/>
+          </w:tcPr>
+          <w:p>
+            <w:r/>
+            <w:r>
+              <w:rPr>
+                <w:sz w:val="13"/>
+              </w:rPr>
+              <w:t>3</w:t>
+            </w:r>
+          </w:p>
+        </w:tc>
+        <w:tc>
+          <w:tcPr>
+            <w:tcW w:type="dxa" w:w="720"/>
+          </w:tcPr>
+          <w:p>
+            <w:r/>
+            <w:r>
+              <w:rPr>
+                <w:sz w:val="13"/>
               </w:rPr>
               <w:t>0</w:t>
             </w:r>
@@ -10933,27 +11215,41 @@
         </w:tc>
         <w:tc>
           <w:tcPr>
-            <w:tcW w:type="dxa" w:w="864"/>
+            <w:tcW w:type="dxa" w:w="720"/>
           </w:tcPr>
           <w:p>
             <w:r/>
             <w:r>
               <w:rPr>
-                <w:sz w:val="14"/>
-              </w:rPr>
-              <w:t>0,0%</w:t>
-            </w:r>
-          </w:p>
-        </w:tc>
-        <w:tc>
-          <w:tcPr>
-            <w:tcW w:type="dxa" w:w="864"/>
+                <w:sz w:val="13"/>
+              </w:rPr>
+              <w:t>27,3%</w:t>
+            </w:r>
+          </w:p>
+        </w:tc>
+        <w:tc>
+          <w:tcPr>
+            <w:tcW w:type="dxa" w:w="720"/>
           </w:tcPr>
           <w:p>
             <w:r/>
             <w:r>
               <w:rPr>
-                <w:sz w:val="14"/>
+                <w:sz w:val="13"/>
+              </w:rPr>
+              <w:t>3</w:t>
+            </w:r>
+          </w:p>
+        </w:tc>
+        <w:tc>
+          <w:tcPr>
+            <w:tcW w:type="dxa" w:w="720"/>
+          </w:tcPr>
+          <w:p>
+            <w:r/>
+            <w:r>
+              <w:rPr>
+                <w:sz w:val="13"/>
               </w:rPr>
               <w:t>0</w:t>
             </w:r>
@@ -10961,71 +11257,57 @@
         </w:tc>
         <w:tc>
           <w:tcPr>
-            <w:tcW w:type="dxa" w:w="864"/>
+            <w:tcW w:type="dxa" w:w="720"/>
           </w:tcPr>
           <w:p>
             <w:r/>
             <w:r>
               <w:rPr>
-                <w:sz w:val="14"/>
-              </w:rPr>
-              <w:t>0</w:t>
-            </w:r>
-          </w:p>
-        </w:tc>
-        <w:tc>
-          <w:tcPr>
-            <w:tcW w:type="dxa" w:w="864"/>
+                <w:sz w:val="13"/>
+              </w:rPr>
+              <w:t>971 (bloco EUA)</w:t>
+            </w:r>
+          </w:p>
+        </w:tc>
+        <w:tc>
+          <w:tcPr>
+            <w:tcW w:type="dxa" w:w="720"/>
           </w:tcPr>
           <w:p>
             <w:r/>
             <w:r>
               <w:rPr>
-                <w:sz w:val="14"/>
-              </w:rPr>
-              <w:t>970 (bloco EUA)</w:t>
-            </w:r>
-          </w:p>
-        </w:tc>
-        <w:tc>
-          <w:tcPr>
-            <w:tcW w:type="dxa" w:w="864"/>
+                <w:sz w:val="13"/>
+              </w:rPr>
+              <w:t>56</w:t>
+            </w:r>
+          </w:p>
+        </w:tc>
+        <w:tc>
+          <w:tcPr>
+            <w:tcW w:type="dxa" w:w="720"/>
           </w:tcPr>
           <w:p>
             <w:r/>
             <w:r>
               <w:rPr>
-                <w:sz w:val="14"/>
-              </w:rPr>
-              <w:t>55</w:t>
-            </w:r>
-          </w:p>
-        </w:tc>
-        <w:tc>
-          <w:tcPr>
-            <w:tcW w:type="dxa" w:w="864"/>
+                <w:sz w:val="13"/>
+              </w:rPr>
+              <w:t>R$ 43.611</w:t>
+            </w:r>
+          </w:p>
+        </w:tc>
+        <w:tc>
+          <w:tcPr>
+            <w:tcW w:type="dxa" w:w="720"/>
           </w:tcPr>
           <w:p>
             <w:r/>
             <w:r>
               <w:rPr>
-                <w:sz w:val="14"/>
-              </w:rPr>
-              <w:t>R$ 0</w:t>
-            </w:r>
-          </w:p>
-        </w:tc>
-        <w:tc>
-          <w:tcPr>
-            <w:tcW w:type="dxa" w:w="864"/>
-          </w:tcPr>
-          <w:p>
-            <w:r/>
-            <w:r>
-              <w:rPr>
-                <w:sz w:val="14"/>
-              </w:rPr>
-              <w:t>Possidônio Dantas</w:t>
+                <w:sz w:val="13"/>
+              </w:rPr>
+              <w:t>Carol Mendoza / Filipe Sampaio</w:t>
             </w:r>
           </w:p>
         </w:tc>
@@ -11033,139 +11315,167 @@
       <w:tr>
         <w:tc>
           <w:tcPr>
-            <w:tcW w:type="dxa" w:w="864"/>
+            <w:tcW w:type="dxa" w:w="720"/>
           </w:tcPr>
           <w:p>
             <w:r/>
             <w:r>
               <w:rPr>
-                <w:sz w:val="14"/>
-              </w:rPr>
-              <w:t>Europa / Inland Freight Europa</w:t>
-            </w:r>
-          </w:p>
-        </w:tc>
-        <w:tc>
-          <w:tcPr>
-            <w:tcW w:type="dxa" w:w="864"/>
+                <w:sz w:val="13"/>
+              </w:rPr>
+              <w:t>Brasil / Exportação</w:t>
+            </w:r>
+          </w:p>
+        </w:tc>
+        <w:tc>
+          <w:tcPr>
+            <w:tcW w:type="dxa" w:w="720"/>
           </w:tcPr>
           <w:p>
             <w:r/>
             <w:r>
               <w:rPr>
-                <w:sz w:val="14"/>
-              </w:rPr>
-              <w:t>4</w:t>
-            </w:r>
-          </w:p>
-        </w:tc>
-        <w:tc>
-          <w:tcPr>
-            <w:tcW w:type="dxa" w:w="864"/>
+                <w:sz w:val="13"/>
+              </w:rPr>
+              <w:t>3</w:t>
+            </w:r>
+          </w:p>
+        </w:tc>
+        <w:tc>
+          <w:tcPr>
+            <w:tcW w:type="dxa" w:w="720"/>
           </w:tcPr>
           <w:p>
             <w:r/>
             <w:r>
               <w:rPr>
-                <w:sz w:val="14"/>
-              </w:rPr>
-              <w:t>5</w:t>
-            </w:r>
-          </w:p>
-        </w:tc>
-        <w:tc>
-          <w:tcPr>
-            <w:tcW w:type="dxa" w:w="864"/>
+                <w:sz w:val="13"/>
+              </w:rPr>
+              <w:t>1</w:t>
+            </w:r>
+          </w:p>
+        </w:tc>
+        <w:tc>
+          <w:tcPr>
+            <w:tcW w:type="dxa" w:w="720"/>
           </w:tcPr>
           <w:p>
             <w:r/>
             <w:r>
               <w:rPr>
-                <w:sz w:val="14"/>
-              </w:rPr>
-              <w:t>55,6%</w:t>
-            </w:r>
-          </w:p>
-        </w:tc>
-        <w:tc>
-          <w:tcPr>
-            <w:tcW w:type="dxa" w:w="864"/>
+                <w:sz w:val="13"/>
+              </w:rPr>
+              <w:t>1</w:t>
+            </w:r>
+          </w:p>
+        </w:tc>
+        <w:tc>
+          <w:tcPr>
+            <w:tcW w:type="dxa" w:w="720"/>
           </w:tcPr>
           <w:p>
             <w:r/>
             <w:r>
               <w:rPr>
-                <w:sz w:val="14"/>
-              </w:rPr>
-              <w:t>2</w:t>
-            </w:r>
-          </w:p>
-        </w:tc>
-        <w:tc>
-          <w:tcPr>
-            <w:tcW w:type="dxa" w:w="864"/>
+                <w:sz w:val="13"/>
+              </w:rPr>
+              <w:t>0</w:t>
+            </w:r>
+          </w:p>
+        </w:tc>
+        <w:tc>
+          <w:tcPr>
+            <w:tcW w:type="dxa" w:w="720"/>
           </w:tcPr>
           <w:p>
             <w:r/>
             <w:r>
               <w:rPr>
-                <w:sz w:val="14"/>
-              </w:rPr>
-              <w:t>3</w:t>
-            </w:r>
-          </w:p>
-        </w:tc>
-        <w:tc>
-          <w:tcPr>
-            <w:tcW w:type="dxa" w:w="864"/>
+                <w:sz w:val="13"/>
+              </w:rPr>
+              <w:t>25,0%</w:t>
+            </w:r>
+          </w:p>
+        </w:tc>
+        <w:tc>
+          <w:tcPr>
+            <w:tcW w:type="dxa" w:w="720"/>
           </w:tcPr>
           <w:p>
             <w:r/>
             <w:r>
               <w:rPr>
-                <w:sz w:val="14"/>
-              </w:rPr>
-              <w:t>530 (bloco Europa)</w:t>
-            </w:r>
-          </w:p>
-        </w:tc>
-        <w:tc>
-          <w:tcPr>
-            <w:tcW w:type="dxa" w:w="864"/>
+                <w:sz w:val="13"/>
+              </w:rPr>
+              <w:t>1</w:t>
+            </w:r>
+          </w:p>
+        </w:tc>
+        <w:tc>
+          <w:tcPr>
+            <w:tcW w:type="dxa" w:w="720"/>
           </w:tcPr>
           <w:p>
             <w:r/>
             <w:r>
               <w:rPr>
-                <w:sz w:val="14"/>
-              </w:rPr>
-              <w:t>29</w:t>
-            </w:r>
-          </w:p>
-        </w:tc>
-        <w:tc>
-          <w:tcPr>
-            <w:tcW w:type="dxa" w:w="864"/>
+                <w:sz w:val="13"/>
+              </w:rPr>
+              <w:t>0</w:t>
+            </w:r>
+          </w:p>
+        </w:tc>
+        <w:tc>
+          <w:tcPr>
+            <w:tcW w:type="dxa" w:w="720"/>
           </w:tcPr>
           <w:p>
             <w:r/>
             <w:r>
               <w:rPr>
-                <w:sz w:val="14"/>
-              </w:rPr>
-              <w:t>R$ 64.277</w:t>
-            </w:r>
-          </w:p>
-        </w:tc>
-        <w:tc>
-          <w:tcPr>
-            <w:tcW w:type="dxa" w:w="864"/>
+                <w:sz w:val="13"/>
+              </w:rPr>
+              <w:t>244</w:t>
+            </w:r>
+          </w:p>
+        </w:tc>
+        <w:tc>
+          <w:tcPr>
+            <w:tcW w:type="dxa" w:w="720"/>
           </w:tcPr>
           <w:p>
             <w:r/>
             <w:r>
               <w:rPr>
-                <w:sz w:val="14"/>
+                <w:sz w:val="13"/>
+              </w:rPr>
+              <w:t>100</w:t>
+            </w:r>
+          </w:p>
+        </w:tc>
+        <w:tc>
+          <w:tcPr>
+            <w:tcW w:type="dxa" w:w="720"/>
+          </w:tcPr>
+          <w:p>
+            <w:r/>
+            <w:r>
+              <w:rPr>
+                <w:sz w:val="13"/>
+              </w:rPr>
+              <w:t>R$ 13.371</w:t>
+            </w:r>
+          </w:p>
+        </w:tc>
+        <w:tc>
+          <w:tcPr>
+            <w:tcW w:type="dxa" w:w="720"/>
+          </w:tcPr>
+          <w:p>
+            <w:r/>
+            <w:r>
+              <w:rPr>
+                <w:sz w:val="13"/>
               </w:rPr>
               <w:t>Carol Mendoza</w:t>
             </w:r>
@@ -11175,13 +11485,13 @@
       <w:tr>
         <w:tc>
           <w:tcPr>
-            <w:tcW w:type="dxa" w:w="864"/>
+            <w:tcW w:type="dxa" w:w="720"/>
           </w:tcPr>
           <w:p>
             <w:r/>
             <w:r>
               <w:rPr>
-                <w:sz w:val="14"/>
+                <w:sz w:val="13"/>
               </w:rPr>
               <w:t>Europa / Operações Europa</w:t>
             </w:r>
@@ -11189,13 +11499,13 @@
         </w:tc>
         <w:tc>
           <w:tcPr>
-            <w:tcW w:type="dxa" w:w="864"/>
+            <w:tcW w:type="dxa" w:w="720"/>
           </w:tcPr>
           <w:p>
             <w:r/>
             <w:r>
               <w:rPr>
-                <w:sz w:val="14"/>
+                <w:sz w:val="13"/>
               </w:rPr>
               <w:t>14</w:t>
             </w:r>
@@ -11203,13 +11513,13 @@
         </w:tc>
         <w:tc>
           <w:tcPr>
-            <w:tcW w:type="dxa" w:w="864"/>
+            <w:tcW w:type="dxa" w:w="720"/>
           </w:tcPr>
           <w:p>
             <w:r/>
             <w:r>
               <w:rPr>
-                <w:sz w:val="14"/>
+                <w:sz w:val="13"/>
               </w:rPr>
               <w:t>2</w:t>
             </w:r>
@@ -11217,13 +11527,41 @@
         </w:tc>
         <w:tc>
           <w:tcPr>
-            <w:tcW w:type="dxa" w:w="864"/>
+            <w:tcW w:type="dxa" w:w="720"/>
           </w:tcPr>
           <w:p>
             <w:r/>
             <w:r>
               <w:rPr>
-                <w:sz w:val="14"/>
+                <w:sz w:val="13"/>
+              </w:rPr>
+              <w:t>2</w:t>
+            </w:r>
+          </w:p>
+        </w:tc>
+        <w:tc>
+          <w:tcPr>
+            <w:tcW w:type="dxa" w:w="720"/>
+          </w:tcPr>
+          <w:p>
+            <w:r/>
+            <w:r>
+              <w:rPr>
+                <w:sz w:val="13"/>
+              </w:rPr>
+              <w:t>0</w:t>
+            </w:r>
+          </w:p>
+        </w:tc>
+        <w:tc>
+          <w:tcPr>
+            <w:tcW w:type="dxa" w:w="720"/>
+          </w:tcPr>
+          <w:p>
+            <w:r/>
+            <w:r>
+              <w:rPr>
+                <w:sz w:val="13"/>
               </w:rPr>
               <w:t>12,5%</w:t>
             </w:r>
@@ -11231,13 +11569,13 @@
         </w:tc>
         <w:tc>
           <w:tcPr>
-            <w:tcW w:type="dxa" w:w="864"/>
+            <w:tcW w:type="dxa" w:w="720"/>
           </w:tcPr>
           <w:p>
             <w:r/>
             <w:r>
               <w:rPr>
-                <w:sz w:val="14"/>
+                <w:sz w:val="13"/>
               </w:rPr>
               <w:t>2</w:t>
             </w:r>
@@ -11245,13 +11583,13 @@
         </w:tc>
         <w:tc>
           <w:tcPr>
-            <w:tcW w:type="dxa" w:w="864"/>
+            <w:tcW w:type="dxa" w:w="720"/>
           </w:tcPr>
           <w:p>
             <w:r/>
             <w:r>
               <w:rPr>
-                <w:sz w:val="14"/>
+                <w:sz w:val="13"/>
               </w:rPr>
               <w:t>0</w:t>
             </w:r>
@@ -11259,13 +11597,13 @@
         </w:tc>
         <w:tc>
           <w:tcPr>
-            <w:tcW w:type="dxa" w:w="864"/>
+            <w:tcW w:type="dxa" w:w="720"/>
           </w:tcPr>
           <w:p>
             <w:r/>
             <w:r>
               <w:rPr>
-                <w:sz w:val="14"/>
+                <w:sz w:val="13"/>
               </w:rPr>
               <w:t>530 (bloco Europa)</w:t>
             </w:r>
@@ -11273,13 +11611,13 @@
         </w:tc>
         <w:tc>
           <w:tcPr>
-            <w:tcW w:type="dxa" w:w="864"/>
+            <w:tcW w:type="dxa" w:w="720"/>
           </w:tcPr>
           <w:p>
             <w:r/>
             <w:r>
               <w:rPr>
-                <w:sz w:val="14"/>
+                <w:sz w:val="13"/>
               </w:rPr>
               <w:t>29</w:t>
             </w:r>
@@ -11287,13 +11625,13 @@
         </w:tc>
         <w:tc>
           <w:tcPr>
-            <w:tcW w:type="dxa" w:w="864"/>
+            <w:tcW w:type="dxa" w:w="720"/>
           </w:tcPr>
           <w:p>
             <w:r/>
             <w:r>
               <w:rPr>
-                <w:sz w:val="14"/>
+                <w:sz w:val="13"/>
               </w:rPr>
               <w:t>R$ 20.666</w:t>
             </w:r>
@@ -11301,13 +11639,13 @@
         </w:tc>
         <w:tc>
           <w:tcPr>
-            <w:tcW w:type="dxa" w:w="864"/>
+            <w:tcW w:type="dxa" w:w="720"/>
           </w:tcPr>
           <w:p>
             <w:r/>
             <w:r>
               <w:rPr>
-                <w:sz w:val="14"/>
+                <w:sz w:val="13"/>
               </w:rPr>
               <w:t>Carol Mendoza / Filipe Sampaio</w:t>
             </w:r>
@@ -11317,13 +11655,13 @@
       <w:tr>
         <w:tc>
           <w:tcPr>
-            <w:tcW w:type="dxa" w:w="864"/>
+            <w:tcW w:type="dxa" w:w="720"/>
           </w:tcPr>
           <w:p>
             <w:r/>
             <w:r>
               <w:rPr>
-                <w:sz w:val="14"/>
+                <w:sz w:val="13"/>
               </w:rPr>
               <w:t>Brasil / Customer Care</w:t>
             </w:r>
@@ -11331,13 +11669,13 @@
         </w:tc>
         <w:tc>
           <w:tcPr>
-            <w:tcW w:type="dxa" w:w="864"/>
+            <w:tcW w:type="dxa" w:w="720"/>
           </w:tcPr>
           <w:p>
             <w:r/>
             <w:r>
               <w:rPr>
-                <w:sz w:val="14"/>
+                <w:sz w:val="13"/>
               </w:rPr>
               <w:t>37</w:t>
             </w:r>
@@ -11345,13 +11683,27 @@
         </w:tc>
         <w:tc>
           <w:tcPr>
-            <w:tcW w:type="dxa" w:w="864"/>
+            <w:tcW w:type="dxa" w:w="720"/>
           </w:tcPr>
           <w:p>
             <w:r/>
             <w:r>
               <w:rPr>
-                <w:sz w:val="14"/>
+                <w:sz w:val="13"/>
+              </w:rPr>
+              <w:t>7</w:t>
+            </w:r>
+          </w:p>
+        </w:tc>
+        <w:tc>
+          <w:tcPr>
+            <w:tcW w:type="dxa" w:w="720"/>
+          </w:tcPr>
+          <w:p>
+            <w:r/>
+            <w:r>
+              <w:rPr>
+                <w:sz w:val="13"/>
               </w:rPr>
               <w:t>1</w:t>
             </w:r>
@@ -11359,13 +11711,27 @@
         </w:tc>
         <w:tc>
           <w:tcPr>
-            <w:tcW w:type="dxa" w:w="864"/>
+            <w:tcW w:type="dxa" w:w="720"/>
           </w:tcPr>
           <w:p>
             <w:r/>
             <w:r>
               <w:rPr>
-                <w:sz w:val="14"/>
+                <w:sz w:val="13"/>
+              </w:rPr>
+              <w:t>0</w:t>
+            </w:r>
+          </w:p>
+        </w:tc>
+        <w:tc>
+          <w:tcPr>
+            <w:tcW w:type="dxa" w:w="720"/>
+          </w:tcPr>
+          <w:p>
+            <w:r/>
+            <w:r>
+              <w:rPr>
+                <w:sz w:val="13"/>
               </w:rPr>
               <w:t>2,6%</w:t>
             </w:r>
@@ -11373,13 +11739,13 @@
         </w:tc>
         <w:tc>
           <w:tcPr>
-            <w:tcW w:type="dxa" w:w="864"/>
+            <w:tcW w:type="dxa" w:w="720"/>
           </w:tcPr>
           <w:p>
             <w:r/>
             <w:r>
               <w:rPr>
-                <w:sz w:val="14"/>
+                <w:sz w:val="13"/>
               </w:rPr>
               <w:t>1</w:t>
             </w:r>
@@ -11387,13 +11753,13 @@
         </w:tc>
         <w:tc>
           <w:tcPr>
-            <w:tcW w:type="dxa" w:w="864"/>
+            <w:tcW w:type="dxa" w:w="720"/>
           </w:tcPr>
           <w:p>
             <w:r/>
             <w:r>
               <w:rPr>
-                <w:sz w:val="14"/>
+                <w:sz w:val="13"/>
               </w:rPr>
               <w:t>0</w:t>
             </w:r>
@@ -11401,13 +11767,13 @@
         </w:tc>
         <w:tc>
           <w:tcPr>
-            <w:tcW w:type="dxa" w:w="864"/>
+            <w:tcW w:type="dxa" w:w="720"/>
           </w:tcPr>
           <w:p>
             <w:r/>
             <w:r>
               <w:rPr>
-                <w:sz w:val="14"/>
+                <w:sz w:val="13"/>
               </w:rPr>
               <w:t>2287</w:t>
             </w:r>
@@ -11415,13 +11781,13 @@
         </w:tc>
         <w:tc>
           <w:tcPr>
-            <w:tcW w:type="dxa" w:w="864"/>
+            <w:tcW w:type="dxa" w:w="720"/>
           </w:tcPr>
           <w:p>
             <w:r/>
             <w:r>
               <w:rPr>
-                <w:sz w:val="14"/>
+                <w:sz w:val="13"/>
               </w:rPr>
               <w:t>62</w:t>
             </w:r>
@@ -11429,13 +11795,13 @@
         </w:tc>
         <w:tc>
           <w:tcPr>
-            <w:tcW w:type="dxa" w:w="864"/>
+            <w:tcW w:type="dxa" w:w="720"/>
           </w:tcPr>
           <w:p>
             <w:r/>
             <w:r>
               <w:rPr>
-                <w:sz w:val="14"/>
+                <w:sz w:val="13"/>
               </w:rPr>
               <w:t>R$ 12.005</w:t>
             </w:r>
@@ -11443,13 +11809,13 @@
         </w:tc>
         <w:tc>
           <w:tcPr>
-            <w:tcW w:type="dxa" w:w="864"/>
+            <w:tcW w:type="dxa" w:w="720"/>
           </w:tcPr>
           <w:p>
             <w:r/>
             <w:r>
               <w:rPr>
-                <w:sz w:val="14"/>
+                <w:sz w:val="13"/>
               </w:rPr>
               <w:t>Carol Mendoza / Natália Costa</w:t>
             </w:r>
@@ -11459,41 +11825,41 @@
       <w:tr>
         <w:tc>
           <w:tcPr>
-            <w:tcW w:type="dxa" w:w="864"/>
+            <w:tcW w:type="dxa" w:w="720"/>
           </w:tcPr>
           <w:p>
             <w:r/>
             <w:r>
               <w:rPr>
-                <w:sz w:val="14"/>
-              </w:rPr>
-              <w:t>Brasil / Exportação</w:t>
-            </w:r>
-          </w:p>
-        </w:tc>
-        <w:tc>
-          <w:tcPr>
-            <w:tcW w:type="dxa" w:w="864"/>
+                <w:sz w:val="13"/>
+              </w:rPr>
+              <w:t>EUA / Warehouses (MIA, Houston, NY)</w:t>
+            </w:r>
+          </w:p>
+        </w:tc>
+        <w:tc>
+          <w:tcPr>
+            <w:tcW w:type="dxa" w:w="720"/>
           </w:tcPr>
           <w:p>
             <w:r/>
             <w:r>
               <w:rPr>
-                <w:sz w:val="14"/>
-              </w:rPr>
-              <w:t>3</w:t>
-            </w:r>
-          </w:p>
-        </w:tc>
-        <w:tc>
-          <w:tcPr>
-            <w:tcW w:type="dxa" w:w="864"/>
+                <w:sz w:val="13"/>
+              </w:rPr>
+              <w:t>5</w:t>
+            </w:r>
+          </w:p>
+        </w:tc>
+        <w:tc>
+          <w:tcPr>
+            <w:tcW w:type="dxa" w:w="720"/>
           </w:tcPr>
           <w:p>
             <w:r/>
             <w:r>
               <w:rPr>
-                <w:sz w:val="14"/>
+                <w:sz w:val="13"/>
               </w:rPr>
               <w:t>1</w:t>
             </w:r>
@@ -11501,41 +11867,55 @@
         </w:tc>
         <w:tc>
           <w:tcPr>
-            <w:tcW w:type="dxa" w:w="864"/>
+            <w:tcW w:type="dxa" w:w="720"/>
           </w:tcPr>
           <w:p>
             <w:r/>
             <w:r>
               <w:rPr>
-                <w:sz w:val="14"/>
-              </w:rPr>
-              <w:t>25,0%</w:t>
-            </w:r>
-          </w:p>
-        </w:tc>
-        <w:tc>
-          <w:tcPr>
-            <w:tcW w:type="dxa" w:w="864"/>
+                <w:sz w:val="13"/>
+              </w:rPr>
+              <w:t>0</w:t>
+            </w:r>
+          </w:p>
+        </w:tc>
+        <w:tc>
+          <w:tcPr>
+            <w:tcW w:type="dxa" w:w="720"/>
           </w:tcPr>
           <w:p>
             <w:r/>
             <w:r>
               <w:rPr>
-                <w:sz w:val="14"/>
-              </w:rPr>
-              <w:t>1</w:t>
-            </w:r>
-          </w:p>
-        </w:tc>
-        <w:tc>
-          <w:tcPr>
-            <w:tcW w:type="dxa" w:w="864"/>
+                <w:sz w:val="13"/>
+              </w:rPr>
+              <w:t>0</w:t>
+            </w:r>
+          </w:p>
+        </w:tc>
+        <w:tc>
+          <w:tcPr>
+            <w:tcW w:type="dxa" w:w="720"/>
           </w:tcPr>
           <w:p>
             <w:r/>
             <w:r>
               <w:rPr>
-                <w:sz w:val="14"/>
+                <w:sz w:val="13"/>
+              </w:rPr>
+              <w:t>0,0%</w:t>
+            </w:r>
+          </w:p>
+        </w:tc>
+        <w:tc>
+          <w:tcPr>
+            <w:tcW w:type="dxa" w:w="720"/>
+          </w:tcPr>
+          <w:p>
+            <w:r/>
+            <w:r>
+              <w:rPr>
+                <w:sz w:val="13"/>
               </w:rPr>
               <w:t>0</w:t>
             </w:r>
@@ -11543,57 +11923,71 @@
         </w:tc>
         <w:tc>
           <w:tcPr>
-            <w:tcW w:type="dxa" w:w="864"/>
+            <w:tcW w:type="dxa" w:w="720"/>
           </w:tcPr>
           <w:p>
             <w:r/>
             <w:r>
               <w:rPr>
-                <w:sz w:val="14"/>
-              </w:rPr>
-              <w:t>244</w:t>
-            </w:r>
-          </w:p>
-        </w:tc>
-        <w:tc>
-          <w:tcPr>
-            <w:tcW w:type="dxa" w:w="864"/>
+                <w:sz w:val="13"/>
+              </w:rPr>
+              <w:t>0</w:t>
+            </w:r>
+          </w:p>
+        </w:tc>
+        <w:tc>
+          <w:tcPr>
+            <w:tcW w:type="dxa" w:w="720"/>
           </w:tcPr>
           <w:p>
             <w:r/>
             <w:r>
               <w:rPr>
-                <w:sz w:val="14"/>
-              </w:rPr>
-              <w:t>100</w:t>
-            </w:r>
-          </w:p>
-        </w:tc>
-        <w:tc>
-          <w:tcPr>
-            <w:tcW w:type="dxa" w:w="864"/>
+                <w:sz w:val="13"/>
+              </w:rPr>
+              <w:t>971 (bloco EUA)</w:t>
+            </w:r>
+          </w:p>
+        </w:tc>
+        <w:tc>
+          <w:tcPr>
+            <w:tcW w:type="dxa" w:w="720"/>
           </w:tcPr>
           <w:p>
             <w:r/>
             <w:r>
               <w:rPr>
-                <w:sz w:val="14"/>
-              </w:rPr>
-              <w:t>R$ 13.371</w:t>
-            </w:r>
-          </w:p>
-        </w:tc>
-        <w:tc>
-          <w:tcPr>
-            <w:tcW w:type="dxa" w:w="864"/>
+                <w:sz w:val="13"/>
+              </w:rPr>
+              <w:t>56</w:t>
+            </w:r>
+          </w:p>
+        </w:tc>
+        <w:tc>
+          <w:tcPr>
+            <w:tcW w:type="dxa" w:w="720"/>
           </w:tcPr>
           <w:p>
             <w:r/>
             <w:r>
               <w:rPr>
-                <w:sz w:val="14"/>
-              </w:rPr>
-              <w:t>Carol Mendoza</w:t>
+                <w:sz w:val="13"/>
+              </w:rPr>
+              <w:t>R$ 0</w:t>
+            </w:r>
+          </w:p>
+        </w:tc>
+        <w:tc>
+          <w:tcPr>
+            <w:tcW w:type="dxa" w:w="720"/>
+          </w:tcPr>
+          <w:p>
+            <w:r/>
+            <w:r>
+              <w:rPr>
+                <w:sz w:val="13"/>
+              </w:rPr>
+              <w:t>Possidônio Dantas</w:t>
             </w:r>
           </w:p>
         </w:tc>
@@ -11601,13 +11995,13 @@
       <w:tr>
         <w:tc>
           <w:tcPr>
-            <w:tcW w:type="dxa" w:w="864"/>
+            <w:tcW w:type="dxa" w:w="720"/>
           </w:tcPr>
           <w:p>
             <w:r/>
             <w:r>
               <w:rPr>
-                <w:sz w:val="14"/>
+                <w:sz w:val="13"/>
               </w:rPr>
               <w:t>TOTAL blocos de Operações</w:t>
             </w:r>
@@ -11615,13 +12009,13 @@
         </w:tc>
         <w:tc>
           <w:tcPr>
-            <w:tcW w:type="dxa" w:w="864"/>
+            <w:tcW w:type="dxa" w:w="720"/>
           </w:tcPr>
           <w:p>
             <w:r/>
             <w:r>
               <w:rPr>
-                <w:sz w:val="14"/>
+                <w:sz w:val="13"/>
               </w:rPr>
               <w:t>78</w:t>
             </w:r>
@@ -11629,109 +12023,137 @@
         </w:tc>
         <w:tc>
           <w:tcPr>
-            <w:tcW w:type="dxa" w:w="864"/>
+            <w:tcW w:type="dxa" w:w="720"/>
           </w:tcPr>
           <w:p>
             <w:r/>
             <w:r>
               <w:rPr>
-                <w:sz w:val="14"/>
-              </w:rPr>
-              <w:t>19</w:t>
-            </w:r>
-          </w:p>
-        </w:tc>
-        <w:tc>
-          <w:tcPr>
-            <w:tcW w:type="dxa" w:w="864"/>
+                <w:sz w:val="13"/>
+              </w:rPr>
+              <w:t>13</w:t>
+            </w:r>
+          </w:p>
+        </w:tc>
+        <w:tc>
+          <w:tcPr>
+            <w:tcW w:type="dxa" w:w="720"/>
           </w:tcPr>
           <w:p>
             <w:r/>
             <w:r>
               <w:rPr>
-                <w:sz w:val="14"/>
-              </w:rPr>
-              <w:t>19,6%</w:t>
-            </w:r>
-          </w:p>
-        </w:tc>
-        <w:tc>
-          <w:tcPr>
-            <w:tcW w:type="dxa" w:w="864"/>
+                <w:sz w:val="13"/>
+              </w:rPr>
+              <w:t>17</w:t>
+            </w:r>
+          </w:p>
+        </w:tc>
+        <w:tc>
+          <w:tcPr>
+            <w:tcW w:type="dxa" w:w="720"/>
           </w:tcPr>
           <w:p>
             <w:r/>
             <w:r>
               <w:rPr>
-                <w:sz w:val="14"/>
-              </w:rPr>
-              <w:t>16</w:t>
-            </w:r>
-          </w:p>
-        </w:tc>
-        <w:tc>
-          <w:tcPr>
-            <w:tcW w:type="dxa" w:w="864"/>
+                <w:sz w:val="13"/>
+              </w:rPr>
+              <w:t>2</w:t>
+            </w:r>
+          </w:p>
+        </w:tc>
+        <w:tc>
+          <w:tcPr>
+            <w:tcW w:type="dxa" w:w="720"/>
           </w:tcPr>
           <w:p>
             <w:r/>
             <w:r>
               <w:rPr>
-                <w:sz w:val="14"/>
-              </w:rPr>
-              <w:t>3</w:t>
-            </w:r>
-          </w:p>
-        </w:tc>
-        <w:tc>
-          <w:tcPr>
-            <w:tcW w:type="dxa" w:w="864"/>
+                <w:sz w:val="13"/>
+              </w:rPr>
+              <w:t>17,9%</w:t>
+            </w:r>
+          </w:p>
+        </w:tc>
+        <w:tc>
+          <w:tcPr>
+            <w:tcW w:type="dxa" w:w="720"/>
           </w:tcPr>
           <w:p>
             <w:r/>
             <w:r>
               <w:rPr>
-                <w:sz w:val="14"/>
-              </w:rPr>
-            </w:r>
-          </w:p>
-        </w:tc>
-        <w:tc>
-          <w:tcPr>
-            <w:tcW w:type="dxa" w:w="864"/>
+                <w:sz w:val="13"/>
+              </w:rPr>
+              <w:t>15</w:t>
+            </w:r>
+          </w:p>
+        </w:tc>
+        <w:tc>
+          <w:tcPr>
+            <w:tcW w:type="dxa" w:w="720"/>
           </w:tcPr>
           <w:p>
             <w:r/>
             <w:r>
               <w:rPr>
-                <w:sz w:val="14"/>
-              </w:rPr>
-            </w:r>
-          </w:p>
-        </w:tc>
-        <w:tc>
-          <w:tcPr>
-            <w:tcW w:type="dxa" w:w="864"/>
+                <w:sz w:val="13"/>
+              </w:rPr>
+              <w:t>2</w:t>
+            </w:r>
+          </w:p>
+        </w:tc>
+        <w:tc>
+          <w:tcPr>
+            <w:tcW w:type="dxa" w:w="720"/>
           </w:tcPr>
           <w:p>
             <w:r/>
             <w:r>
               <w:rPr>
-                <w:sz w:val="14"/>
-              </w:rPr>
-              <w:t>R$ 277.985</w:t>
-            </w:r>
-          </w:p>
-        </w:tc>
-        <w:tc>
-          <w:tcPr>
-            <w:tcW w:type="dxa" w:w="864"/>
+                <w:sz w:val="13"/>
+              </w:rPr>
+            </w:r>
+          </w:p>
+        </w:tc>
+        <w:tc>
+          <w:tcPr>
+            <w:tcW w:type="dxa" w:w="720"/>
           </w:tcPr>
           <w:p>
             <w:r/>
             <w:r>
               <w:rPr>
-                <w:sz w:val="14"/>
+                <w:sz w:val="13"/>
+              </w:rPr>
+            </w:r>
+          </w:p>
+        </w:tc>
+        <w:tc>
+          <w:tcPr>
+            <w:tcW w:type="dxa" w:w="720"/>
+          </w:tcPr>
+          <w:p>
+            <w:r/>
+            <w:r>
+              <w:rPr>
+                <w:sz w:val="13"/>
+              </w:rPr>
+              <w:t>R$ 251.013</w:t>
+            </w:r>
+          </w:p>
+        </w:tc>
+        <w:tc>
+          <w:tcPr>
+            <w:tcW w:type="dxa" w:w="720"/>
+          </w:tcPr>
+          <w:p>
+            <w:r/>
+            <w:r>
+              <w:rPr>
+                <w:sz w:val="13"/>
               </w:rPr>
             </w:r>
           </w:p>
@@ -11745,7 +12167,7 @@
           <w:color w:val="555555"/>
           <w:sz w:val="17"/>
         </w:rPr>
-        <w:t>O volume por ativo do bloco EUA inclui os 139 embarques marítimos de Miami e o de Exportação inclui os 55 marítimos. Nova York não aparece como escritório no CIS e precisa ser confirmada com a Operação. Houston cresce: média de 94 por mês no período, porém 169 por mês entre julho e setembro, alta de 79,8%.</w:t>
+        <w:t>TL+ reúne team leaders, senior team leaders, coordinators e heads do bloco. O volume por ativo do bloco EUA inclui os 139 embarques marítimos de Miami e o de Exportação inclui os 55 marítimos. Nova York não aparece como escritório no CIS. Houston cresce: média de 94 por mês no período, porém 169 por mês entre julho e setembro, o que implica cerca de 19 por mês entre abril e junho.</w:t>
       </w:r>
     </w:p>
     <w:p>
@@ -11756,7 +12178,7 @@
         <w:rPr>
           <w:color w:val="1F3B63"/>
         </w:rPr>
-        <w:t>11.2 Onde está o maior ponto de atenção</w:t>
+        <w:t>11.2 Pontos de atenção</w:t>
       </w:r>
     </w:p>
     <w:p>
@@ -11764,7 +12186,7 @@
         <w:pStyle w:val="Commarcadores"/>
       </w:pPr>
       <w:r>
-        <w:t>Quadro mais vazio: Europa / Inland Freight Europa com 55,6% do quadro em aberto (4 ativos e 5 vagas) e EUA / Operações America com 50,0% (7 ativos e 7 vagas). São os dois blocos onde a operação roda com metade da equipe prevista.</w:t>
+        <w:t>Quadro mais vazio: Europa / Inland Freight Europa com 50,0% do quadro em aberto (4 ativos e 4 vagas) e sem nenhum team leader no bloco. Em seguida EUA / Operações America, com 46,2% (7 ativos e 6 vagas) e apenas 1 posição de liderança hoje, sendo que 3 das vagas abertas são de team leader.</w:t>
       </w:r>
     </w:p>
     <w:p>
@@ -11780,7 +12202,7 @@
         <w:pStyle w:val="Commarcadores"/>
       </w:pPr>
       <w:r>
-        <w:t>Risco silencioso nos Warehouses: 5 pessoas cobrem três praças (MIA, Houston e NY) e o bloco não tem nenhuma vaga aberta, mesmo com Houston crescendo 79,8%. É o único bloco de Operações sem reforço previsto.</w:t>
+        <w:t>Risco nos Warehouses: 5 pessoas cobrem três praças (MIA, Houston e NY) e o bloco não tem nenhuma vaga aberta, mesmo com Houston saindo de cerca de 19 para 169 embarques por mês no terceiro trimestre. É o único bloco de Operações sem reforço previsto.</w:t>
       </w:r>
     </w:p>
     <w:p>
@@ -11788,7 +12210,7 @@
         <w:pStyle w:val="Commarcadores"/>
       </w:pPr>
       <w:r>
-        <w:t>Vaga parada há mais tempo: a única posição com ciclo iniciado em março é PER DEP ANALYST, em Talent Management Team, cerca de 7 meses em aberto. Nos blocos de Operações não há vaga anterior a outubro, porém 12 das 19 vagas estão sem estágio de processo informado, o que impede medir o tempo real de cada uma.</w:t>
+        <w:t>Estágio do processo: 12 das 17 vagas abertas de Operações não têm estágio informado e apenas 5 estão publicadas. A planilha traz somente o mês de início do ciclo, não a data de abertura, o que impede medir o tempo real de cada vaga.</w:t>
       </w:r>
     </w:p>
     <w:p>
@@ -11923,7 +12345,7 @@
               <w:rPr>
                 <w:sz w:val="15"/>
               </w:rPr>
-              <w:t>55,6%</w:t>
+              <w:t>50,0%</w:t>
             </w:r>
           </w:p>
         </w:tc>
@@ -11995,7 +12417,7 @@
               <w:rPr>
                 <w:sz w:val="15"/>
               </w:rPr>
-              <w:t>50,0%</w:t>
+              <w:t>46,2%</w:t>
             </w:r>
           </w:p>
         </w:tc>
@@ -12023,7 +12445,7 @@
               <w:rPr>
                 <w:sz w:val="15"/>
               </w:rPr>
-              <w:t>Carol Mendoza / Filipe Sampaio + RH</w:t>
+              <w:t>Carol Mendoza, Filipe Sampaio + RH</w:t>
             </w:r>
           </w:p>
         </w:tc>
@@ -12053,7 +12475,7 @@
               <w:rPr>
                 <w:sz w:val="15"/>
               </w:rPr>
-              <w:t>Brasil / Exportação</w:t>
+              <w:t>EUA / Inland Freight America</w:t>
             </w:r>
           </w:p>
         </w:tc>
@@ -12067,7 +12489,7 @@
               <w:rPr>
                 <w:sz w:val="15"/>
               </w:rPr>
-              <w:t>25,0%</w:t>
+              <w:t>27,3%</w:t>
             </w:r>
           </w:p>
         </w:tc>
@@ -12081,7 +12503,7 @@
               <w:rPr>
                 <w:sz w:val="15"/>
               </w:rPr>
-              <w:t>Processo enxuto e busca de profissionais de contratos encerrados, verificando não aliciamento</w:t>
+              <w:t>Indicação interna com bônus; as três vagas já estão publicadas</w:t>
             </w:r>
           </w:p>
         </w:tc>
@@ -12095,7 +12517,7 @@
               <w:rPr>
                 <w:sz w:val="15"/>
               </w:rPr>
-              <w:t>Carol Mendoza + RH</w:t>
+              <w:t>Carol Mendoza, Filipe Sampaio + RH</w:t>
             </w:r>
           </w:p>
         </w:tc>
@@ -12109,7 +12531,7 @@
               <w:rPr>
                 <w:sz w:val="15"/>
               </w:rPr>
-              <w:t>Imediato a 4 semanas</w:t>
+              <w:t>2 a 3 semanas</w:t>
             </w:r>
           </w:p>
         </w:tc>
@@ -12125,7 +12547,7 @@
               <w:rPr>
                 <w:sz w:val="15"/>
               </w:rPr>
-              <w:t>EUA / Inland Freight America</w:t>
+              <w:t>Brasil / Exportação</w:t>
             </w:r>
           </w:p>
         </w:tc>
@@ -12139,7 +12561,7 @@
               <w:rPr>
                 <w:sz w:val="15"/>
               </w:rPr>
-              <w:t>27,3%</w:t>
+              <w:t>25,0%</w:t>
             </w:r>
           </w:p>
         </w:tc>
@@ -12153,7 +12575,7 @@
               <w:rPr>
                 <w:sz w:val="15"/>
               </w:rPr>
-              <w:t>Indicação interna com bônus; as três vagas já estão publicadas</w:t>
+              <w:t>Processo enxuto e busca de profissionais de contratos encerrados, verificando não aliciamento</w:t>
             </w:r>
           </w:p>
         </w:tc>
@@ -12167,7 +12589,7 @@
               <w:rPr>
                 <w:sz w:val="15"/>
               </w:rPr>
-              <w:t>Carol Mendoza / Filipe Sampaio + RH</w:t>
+              <w:t>Carol Mendoza + RH</w:t>
             </w:r>
           </w:p>
         </w:tc>
@@ -12181,7 +12603,7 @@
               <w:rPr>
                 <w:sz w:val="15"/>
               </w:rPr>
-              <w:t>2 a 3 semanas</w:t>
+              <w:t>Imediato a 4 semanas</w:t>
             </w:r>
           </w:p>
         </w:tc>
@@ -12197,7 +12619,7 @@
               <w:rPr>
                 <w:sz w:val="15"/>
               </w:rPr>
-              <w:t>EUA / Warehouses (MIA, Houston, NY)</w:t>
+              <w:t>Europa / Operações Europa</w:t>
             </w:r>
           </w:p>
         </w:tc>
@@ -12211,7 +12633,7 @@
               <w:rPr>
                 <w:sz w:val="15"/>
               </w:rPr>
-              <w:t>0,0%</w:t>
+              <w:t>12,5%</w:t>
             </w:r>
           </w:p>
         </w:tc>
@@ -12225,7 +12647,7 @@
               <w:rPr>
                 <w:sz w:val="15"/>
               </w:rPr>
-              <w:t>Validar necessidade de abrir vaga e contratar temporários ou agência para as três praças</w:t>
+              <w:t>Processo enxuto com triagem em 48 horas e proposta em 24 horas</w:t>
             </w:r>
           </w:p>
         </w:tc>
@@ -12239,7 +12661,7 @@
               <w:rPr>
                 <w:sz w:val="15"/>
               </w:rPr>
-              <w:t>Possidônio Dantas + RH</w:t>
+              <w:t>Carol Mendoza, Filipe Sampaio + RH</w:t>
             </w:r>
           </w:p>
         </w:tc>
@@ -12253,7 +12675,7 @@
               <w:rPr>
                 <w:sz w:val="15"/>
               </w:rPr>
-              <w:t>1 a 2 semanas</w:t>
+              <w:t>Imediato</w:t>
             </w:r>
           </w:p>
         </w:tc>
@@ -12269,7 +12691,7 @@
               <w:rPr>
                 <w:sz w:val="15"/>
               </w:rPr>
-              <w:t>Europa / Operações Europa</w:t>
+              <w:t>Brasil / Customer Care</w:t>
             </w:r>
           </w:p>
         </w:tc>
@@ -12283,7 +12705,7 @@
               <w:rPr>
                 <w:sz w:val="15"/>
               </w:rPr>
-              <w:t>12,5%</w:t>
+              <w:t>2,6%</w:t>
             </w:r>
           </w:p>
         </w:tc>
@@ -12297,7 +12719,7 @@
               <w:rPr>
                 <w:sz w:val="15"/>
               </w:rPr>
-              <w:t>Processo enxuto com triagem em 48 horas e proposta em 24 horas</w:t>
+              <w:t>Processo enxuto e acompanhamento do volume por ativo</w:t>
             </w:r>
           </w:p>
         </w:tc>
@@ -12311,7 +12733,7 @@
               <w:rPr>
                 <w:sz w:val="15"/>
               </w:rPr>
-              <w:t>Carol Mendoza / Filipe Sampaio + RH</w:t>
+              <w:t>Carol Mendoza, Natália Costa + RH</w:t>
             </w:r>
           </w:p>
         </w:tc>
@@ -12341,7 +12763,7 @@
               <w:rPr>
                 <w:sz w:val="15"/>
               </w:rPr>
-              <w:t>Brasil / Customer Care</w:t>
+              <w:t>EUA / Warehouses (MIA, Houston, NY)</w:t>
             </w:r>
           </w:p>
         </w:tc>
@@ -12355,7 +12777,7 @@
               <w:rPr>
                 <w:sz w:val="15"/>
               </w:rPr>
-              <w:t>2,6%</w:t>
+              <w:t>0,0%</w:t>
             </w:r>
           </w:p>
         </w:tc>
@@ -12369,7 +12791,7 @@
               <w:rPr>
                 <w:sz w:val="15"/>
               </w:rPr>
-              <w:t>Processo enxuto e acompanhamento do volume por ativo</w:t>
+              <w:t>Validar necessidade de abrir vaga e contratar temporários ou agência para as três praças</w:t>
             </w:r>
           </w:p>
         </w:tc>
@@ -12383,7 +12805,7 @@
               <w:rPr>
                 <w:sz w:val="15"/>
               </w:rPr>
-              <w:t>Carol Mendoza / Natália Costa + RH</w:t>
+              <w:t>Possidônio Dantas + RH</w:t>
             </w:r>
           </w:p>
         </w:tc>
@@ -12397,79 +12819,7 @@
               <w:rPr>
                 <w:sz w:val="15"/>
               </w:rPr>
-              <w:t>Imediato</w:t>
-            </w:r>
-          </w:p>
-        </w:tc>
-      </w:tr>
-      <w:tr>
-        <w:tc>
-          <w:tcPr>
-            <w:tcW w:type="dxa" w:w="1728"/>
-          </w:tcPr>
-          <w:p>
-            <w:r/>
-            <w:r>
-              <w:rPr>
-                <w:sz w:val="15"/>
-              </w:rPr>
-              <w:t>Talent Management Team (PER DEP ANALYST)</w:t>
-            </w:r>
-          </w:p>
-        </w:tc>
-        <w:tc>
-          <w:tcPr>
-            <w:tcW w:type="dxa" w:w="1728"/>
-          </w:tcPr>
-          <w:p>
-            <w:r/>
-            <w:r>
-              <w:rPr>
-                <w:sz w:val="15"/>
-              </w:rPr>
-              <w:t>vaga mais antiga</w:t>
-            </w:r>
-          </w:p>
-        </w:tc>
-        <w:tc>
-          <w:tcPr>
-            <w:tcW w:type="dxa" w:w="1728"/>
-          </w:tcPr>
-          <w:p>
-            <w:r/>
-            <w:r>
-              <w:rPr>
-                <w:sz w:val="15"/>
-              </w:rPr>
-              <w:t>Headhunter, por passar de 45 dias em aberto</w:t>
-            </w:r>
-          </w:p>
-        </w:tc>
-        <w:tc>
-          <w:tcPr>
-            <w:tcW w:type="dxa" w:w="1728"/>
-          </w:tcPr>
-          <w:p>
-            <w:r/>
-            <w:r>
-              <w:rPr>
-                <w:sz w:val="15"/>
-              </w:rPr>
-              <w:t>Carolina Karnakis + RH</w:t>
-            </w:r>
-          </w:p>
-        </w:tc>
-        <w:tc>
-          <w:tcPr>
-            <w:tcW w:type="dxa" w:w="1728"/>
-          </w:tcPr>
-          <w:p>
-            <w:r/>
-            <w:r>
-              <w:rPr>
-                <w:sz w:val="15"/>
-              </w:rPr>
-              <w:t>3 a 4 semanas</w:t>
+              <w:t>1 a 2 semanas</w:t>
             </w:r>
           </w:p>
         </w:tc>
@@ -12483,7 +12833,7 @@
         <w:rPr>
           <w:color w:val="1F3B63"/>
         </w:rPr>
-        <w:t>11.4 Lacunas a confirmar na reunião</w:t>
+        <w:t>11.4 Lacunas a confirmar</w:t>
       </w:r>
     </w:p>
     <w:p>
@@ -12499,7 +12849,7 @@
         <w:pStyle w:val="Commarcadores"/>
       </w:pPr>
       <w:r>
-        <w:t>12 das 19 vagas de Operações estão sem estágio de processo informado e a base traz apenas o mês de início do ciclo, não a data de abertura. Sem isso não é possível medir dias em aberto por vaga, métrica necessária para acionar headhunter acima de 45 dias.</w:t>
+        <w:t>12 das 17 vagas abertas de Operações estão sem estágio de processo informado. Definir com o RH quem atualiza o estágio de cada vaga e com que frequência.</w:t>
       </w:r>
     </w:p>
     <w:p>
@@ -12507,7 +12857,15 @@
         <w:pStyle w:val="Commarcadores"/>
       </w:pPr>
       <w:r>
-        <w:t>O CIS mostra quem executou cada etapa, mas não o headcount por área, e o Customer Care do Brasil atende embarques de Miami. O volume por ativo deve ser lido como ordem de grandeza por bloco, não como produtividade individual.</w:t>
+        <w:t>Confirmar o estado das 3 linhas com admissão já ocorrida e sem ocupante identificado, para saber se são vagas preenchidas ou ainda em aberto.</w:t>
+      </w:r>
+    </w:p>
+    <w:p>
+      <w:pPr>
+        <w:pStyle w:val="Commarcadores"/>
+      </w:pPr>
+      <w:r>
+        <w:t>O CIS mostra quem executou cada etapa, mas não o headcount por área, e o Customer Care do Brasil atende embarques de Miami. O número de ativos vem do RH e o volume por ativo deve ser lido como ordem de grandeza por bloco, não como produtividade individual.</w:t>
       </w:r>
     </w:p>
     <w:p>
@@ -35370,7 +35728,7 @@
 </file>
 
 <file path=customXml/itemProps1.xml><?xml version="1.0" encoding="utf-8"?>
-<ds:datastoreItem xmlns:ds="http://schemas.openxmlformats.org/officeDocument/2006/customXml" ds:itemID="{9589762C-B5A1-49FD-811A-7DA7D76CA1C9}">
+<ds:datastoreItem xmlns:ds="http://schemas.openxmlformats.org/officeDocument/2006/customXml" ds:itemID="{0B9C09FA-7AF7-4A02-8950-935578D24FC9}">
   <ds:schemaRefs>
     <ds:schemaRef ds:uri="http://schemas.openxmlformats.org/officeDocument/2006/bibliography"/>
   </ds:schemaRefs>
